--- a/docs/routing3d_dev_report.docx
+++ b/docs/routing3d_dev_report.docx
@@ -74,7 +74,7 @@
           <w:b w:val="0"/>
           <w:sz w:val="21"/>
         </w:rPr>
-        <w:t>구성은 프로젝트 전체 개요(1장) → Phase 1 Python 알고리즘 실험(2장) → Phase 2 인터페이스 동결(3장) → Phase 3 C++ 엔진 + pybind11(4장) → 전체 결과·향후 과제(5장) 순이다.</w:t>
+        <w:t>구성은 프로젝트 전체 개요(1장) → Phase 1 Python 알고리즘 실험(2장) → Phase 2 인터페이스 동결(3장) → Phase 3 C++ 엔진 + pybind11(4장) → C++↔C# 인터롭·HelixToolkit 뷰어(5장) → 전체 결과·향후 과제(6장) 순이다.</w:t>
       </w:r>
     </w:p>
     <w:p>
@@ -140,7 +140,7 @@
           <w:b w:val="0"/>
           <w:sz w:val="21"/>
         </w:rPr>
-        <w:t>4. Phase 3 — 빌드 체계(4.1) · 점유 백엔드(4.2) · 직교 A*(4.3) · 비용함수(4.4) · 다중배관(4.5) · scene.txt I/O(4.6) · 계층 corridor(4.7) · FCL 충돌(4.8) · pybind11(4.9) · 실행 CLI(4.10)</w:t>
+        <w:t>4. Phase 3 — 빌드 체계(4.1) · 점유 백엔드(4.2) · 직교 A*(4.3) · 비용함수(4.4) · 다중배관+rip-up(4.5) · scene.txt I/O(4.6) · 계층 corridor(4.7) · FCL 충돌(4.8) · pybind11(4.9) · 실행 CLI(4.10)</w:t>
       </w:r>
     </w:p>
     <w:p>
@@ -153,7 +153,20 @@
           <w:b w:val="0"/>
           <w:sz w:val="21"/>
         </w:rPr>
-        <w:t>5. 전체 결과 요약 및 향후 과제</w:t>
+        <w:t>5. C++↔C# 인터롭 — C ABI DLL(5.1) · HelixToolkit 뷰어(5.2) · 실데이터 교차검증(5.3)</w:t>
+      </w:r>
+    </w:p>
+    <w:p>
+      <w:pPr>
+        <w:pStyle w:val="ListBullet"/>
+      </w:pPr>
+      <w:r>
+        <w:rPr>
+          <w:rFonts w:ascii="Malgun Gothic" w:hAnsi="Malgun Gothic" w:eastAsia="Malgun Gothic"/>
+          <w:b w:val="0"/>
+          <w:sz w:val="21"/>
+        </w:rPr>
+        <w:t>6. 전체 결과 요약 및 향후 과제</w:t>
       </w:r>
     </w:p>
     <w:p>
@@ -6793,6 +6806,306 @@
     </w:p>
     <w:p>
       <w:pPr>
+        <w:pStyle w:val="Heading3"/>
+      </w:pPr>
+      <w:r>
+        <w:rPr>
+          <w:rFonts w:ascii="Malgun Gothic" w:hAnsi="Malgun Gothic" w:eastAsia="Malgun Gothic"/>
+          <w:b/>
+          <w:color w:val="2E5496"/>
+          <w:sz w:val="22"/>
+        </w:rPr>
+        <w:t>rip-up &amp; reroute (Step 3.8)</w:t>
+      </w:r>
+    </w:p>
+    <w:p>
+      <w:r>
+        <w:rPr>
+          <w:rFonts w:ascii="Malgun Gothic" w:hAnsi="Malgun Gothic" w:eastAsia="Malgun Gothic"/>
+          <w:b w:val="0"/>
+          <w:sz w:val="21"/>
+        </w:rPr>
+        <w:t>순차 라우팅(greedy)은 먼저 깔린 배관이 통로를 선점하면 후순위 배관이 막힌다. route_ripup 은 이를 '뜯어내고 다시 깔아' 해소한다. 무손실(채택 시 성공 +1) 결정적 알고리즘이라 성공 수가 절대 줄지 않고, Python·C++ 가 동일 결과를 낸다.</w:t>
+      </w:r>
+    </w:p>
+    <w:p>
+      <w:pPr>
+        <w:spacing w:before="80" w:after="160" w:line="240" w:lineRule="auto"/>
+        <w:shd w:val="clear" w:color="auto" w:fill="F2F2F2"/>
+      </w:pPr>
+      <w:r>
+        <w:rPr>
+          <w:rFonts w:ascii="Consolas" w:hAnsi="Consolas" w:eastAsia="Malgun Gothic"/>
+          <w:b w:val="0"/>
+          <w:sz w:val="17"/>
+        </w:rPr>
+        <w:t xml:space="preserve">  route_ripup(occ, tasks, params, priority, max_rounds, max_ripup)</w:t>
+        <w:br/>
+      </w:r>
+      <w:r>
+        <w:rPr>
+          <w:rFonts w:ascii="Consolas" w:hAnsi="Consolas" w:eastAsia="Malgun Gothic"/>
+          <w:b w:val="0"/>
+          <w:sz w:val="17"/>
+        </w:rPr>
+        <w:t xml:space="preserve">   0) route_sequential 베이스라인(placed = 성공 배관 경로 맵)</w:t>
+        <w:br/>
+      </w:r>
+      <w:r>
+        <w:rPr>
+          <w:rFonts w:ascii="Consolas" w:hAnsi="Consolas" w:eastAsia="Malgun Gothic"/>
+          <w:b w:val="0"/>
+          <w:sz w:val="17"/>
+        </w:rPr>
+        <w:t xml:space="preserve">   라운드 반복:</w:t>
+        <w:br/>
+      </w:r>
+      <w:r>
+        <w:rPr>
+          <w:rFonts w:ascii="Consolas" w:hAnsi="Consolas" w:eastAsia="Malgun Gothic"/>
+          <w:b w:val="0"/>
+          <w:sz w:val="17"/>
+        </w:rPr>
+        <w:t xml:space="preserve">     실패 배관 f 마다:</w:t>
+        <w:br/>
+      </w:r>
+      <w:r>
+        <w:rPr>
+          <w:rFonts w:ascii="Consolas" w:hAnsi="Consolas" w:eastAsia="Malgun Gothic"/>
+          <w:b w:val="0"/>
+          <w:sz w:val="17"/>
+        </w:rPr>
+        <w:t xml:space="preserve">       a) '장애물만' 점유맵에서 f 의 이상(ideal) 경로 — 실패하면 접근불가(영구 실패)</w:t>
+        <w:br/>
+      </w:r>
+      <w:r>
+        <w:rPr>
+          <w:rFonts w:ascii="Consolas" w:hAnsi="Consolas" w:eastAsia="Malgun Gothic"/>
+          <w:b w:val="0"/>
+          <w:sz w:val="17"/>
+        </w:rPr>
+        <w:t xml:space="preserve">       b) ideal 이 가로지르는 기존 배관 = blocker (max_ripup 개 이하)</w:t>
+        <w:br/>
+      </w:r>
+      <w:r>
+        <w:rPr>
+          <w:rFonts w:ascii="Consolas" w:hAnsi="Consolas" w:eastAsia="Malgun Gothic"/>
+          <w:b w:val="0"/>
+          <w:sz w:val="17"/>
+        </w:rPr>
+        <w:t xml:space="preserve">       c) blocker 뜯어냄 → f 배치 → blocker 전부 재라우팅</w:t>
+        <w:br/>
+      </w:r>
+      <w:r>
+        <w:rPr>
+          <w:rFonts w:ascii="Consolas" w:hAnsi="Consolas" w:eastAsia="Malgun Gothic"/>
+          <w:b w:val="0"/>
+          <w:sz w:val="17"/>
+        </w:rPr>
+        <w:t xml:space="preserve">       d) f 성공 + blocker 전부 재배치 성공일 때만 채택(무손실), 아니면 폐기</w:t>
+        <w:br/>
+      </w:r>
+      <w:r>
+        <w:rPr>
+          <w:rFonts w:ascii="Consolas" w:hAnsi="Consolas" w:eastAsia="Malgun Gothic"/>
+          <w:b w:val="0"/>
+          <w:sz w:val="17"/>
+        </w:rPr>
+        <w:t xml:space="preserve">     채택이 없으면 종료</w:t>
+      </w:r>
+    </w:p>
+    <w:p>
+      <w:pPr>
+        <w:pStyle w:val="ListBullet"/>
+      </w:pPr>
+      <w:r>
+        <w:rPr>
+          <w:rFonts w:ascii="Malgun Gothic" w:hAnsi="Malgun Gothic" w:eastAsia="Malgun Gothic"/>
+          <w:b w:val="0"/>
+          <w:sz w:val="21"/>
+        </w:rPr>
+        <w:t>단조성: 채택마다 +1 → 라운드·시도는 유한(초기 실패 수가 상한).</w:t>
+      </w:r>
+    </w:p>
+    <w:p>
+      <w:pPr>
+        <w:pStyle w:val="ListBullet"/>
+      </w:pPr>
+      <w:r>
+        <w:rPr>
+          <w:rFonts w:ascii="Malgun Gothic" w:hAnsi="Malgun Gothic" w:eastAsia="Malgun Gothic"/>
+          <w:b w:val="0"/>
+          <w:sz w:val="21"/>
+        </w:rPr>
+        <w:t>결정성: placed 를 std::map(키 정렬)으로 반복, blocker 는 인덱스 오름차순 → Python set/sorted 와 동일.</w:t>
+      </w:r>
+    </w:p>
+    <w:p>
+      <w:pPr>
+        <w:pStyle w:val="ListBullet"/>
+      </w:pPr>
+      <w:r>
+        <w:rPr>
+          <w:rFonts w:ascii="Malgun Gothic" w:hAnsi="Malgun Gothic" w:eastAsia="Malgun Gothic"/>
+          <w:b w:val="0"/>
+          <w:sz w:val="21"/>
+        </w:rPr>
+        <w:t>CLI: routing3d_cli route --mode ripup. C ABI: r3d_route_ripup.</w:t>
+      </w:r>
+    </w:p>
+    <w:tbl>
+      <w:tblPr>
+        <w:tblStyle w:val="TableGrid"/>
+        <w:tblW w:type="auto" w:w="0"/>
+        <w:tblLook w:firstColumn="1" w:firstRow="1" w:lastColumn="0" w:lastRow="0" w:noHBand="0" w:noVBand="1" w:val="04A0"/>
+      </w:tblPr>
+      <w:tblGrid>
+        <w:gridCol w:w="4320"/>
+        <w:gridCol w:w="4320"/>
+      </w:tblGrid>
+      <w:tr>
+        <w:tc>
+          <w:tcPr>
+            <w:tcW w:type="dxa" w:w="4320"/>
+            <w:shd w:val="clear" w:color="auto" w:fill="D9E2F3"/>
+          </w:tcPr>
+          <w:p>
+            <w:r>
+              <w:rPr>
+                <w:rFonts w:ascii="Malgun Gothic" w:hAnsi="Malgun Gothic" w:eastAsia="Malgun Gothic"/>
+                <w:b/>
+                <w:sz w:val="19"/>
+              </w:rPr>
+              <w:t>검증</w:t>
+            </w:r>
+          </w:p>
+        </w:tc>
+        <w:tc>
+          <w:tcPr>
+            <w:tcW w:type="dxa" w:w="4320"/>
+            <w:shd w:val="clear" w:color="auto" w:fill="D9E2F3"/>
+          </w:tcPr>
+          <w:p>
+            <w:r>
+              <w:rPr>
+                <w:rFonts w:ascii="Malgun Gothic" w:hAnsi="Malgun Gothic" w:eastAsia="Malgun Gothic"/>
+                <w:b/>
+                <w:sz w:val="19"/>
+              </w:rPr>
+              <w:t>결과</w:t>
+            </w:r>
+          </w:p>
+        </w:tc>
+      </w:tr>
+      <w:tr>
+        <w:tc>
+          <w:tcPr>
+            <w:tcW w:type="dxa" w:w="4320"/>
+          </w:tcPr>
+          <w:p>
+            <w:r>
+              <w:rPr>
+                <w:rFonts w:ascii="Consolas" w:hAnsi="Consolas" w:eastAsia="Malgun Gothic"/>
+                <w:b w:val="0"/>
+                <w:sz w:val="18"/>
+              </w:rPr>
+              <w:t>합성 혼잡(틈 2개 벽)</w:t>
+            </w:r>
+          </w:p>
+        </w:tc>
+        <w:tc>
+          <w:tcPr>
+            <w:tcW w:type="dxa" w:w="4320"/>
+          </w:tcPr>
+          <w:p>
+            <w:r>
+              <w:rPr>
+                <w:rFonts w:ascii="Malgun Gothic" w:hAnsi="Malgun Gothic" w:eastAsia="Malgun Gothic"/>
+                <w:b w:val="0"/>
+                <w:sz w:val="18"/>
+              </w:rPr>
+              <w:t>순차 1/2 → rip-up 2/2 (긴 배관 1000→1300mm 우회, 짧은 배관 회생). +1 실증</w:t>
+            </w:r>
+          </w:p>
+        </w:tc>
+      </w:tr>
+      <w:tr>
+        <w:tc>
+          <w:tcPr>
+            <w:tcW w:type="dxa" w:w="4320"/>
+          </w:tcPr>
+          <w:p>
+            <w:r>
+              <w:rPr>
+                <w:rFonts w:ascii="Consolas" w:hAnsi="Consolas" w:eastAsia="Malgun Gothic"/>
+                <w:b w:val="0"/>
+                <w:sz w:val="18"/>
+              </w:rPr>
+              <w:t>project6 cell=100</w:t>
+            </w:r>
+          </w:p>
+        </w:tc>
+        <w:tc>
+          <w:tcPr>
+            <w:tcW w:type="dxa" w:w="4320"/>
+          </w:tcPr>
+          <w:p>
+            <w:r>
+              <w:rPr>
+                <w:rFonts w:ascii="Malgun Gothic" w:hAnsi="Malgun Gothic" w:eastAsia="Malgun Gothic"/>
+                <w:b w:val="0"/>
+                <w:sz w:val="18"/>
+              </w:rPr>
+              <w:t>순차 194/208 = rip-up 194/208 (Python·C++ 동일). 실패 14건은 종단 PoC 접근성 한계로 무손실 rip-up 으로는 해소 불가</w:t>
+            </w:r>
+          </w:p>
+        </w:tc>
+      </w:tr>
+      <w:tr>
+        <w:tc>
+          <w:tcPr>
+            <w:tcW w:type="dxa" w:w="4320"/>
+          </w:tcPr>
+          <w:p>
+            <w:r>
+              <w:rPr>
+                <w:rFonts w:ascii="Consolas" w:hAnsi="Consolas" w:eastAsia="Malgun Gothic"/>
+                <w:b w:val="0"/>
+                <w:sz w:val="18"/>
+              </w:rPr>
+              <w:t>Python ↔ C++</w:t>
+            </w:r>
+          </w:p>
+        </w:tc>
+        <w:tc>
+          <w:tcPr>
+            <w:tcW w:type="dxa" w:w="4320"/>
+          </w:tcPr>
+          <w:p>
+            <w:r>
+              <w:rPr>
+                <w:rFonts w:ascii="Malgun Gothic" w:hAnsi="Malgun Gothic" w:eastAsia="Malgun Gothic"/>
+                <w:b w:val="0"/>
+                <w:sz w:val="18"/>
+              </w:rPr>
+              <w:t>동일 씬·동일 순서 → 동일 성공 수·총 길이(교차검증)</w:t>
+            </w:r>
+          </w:p>
+        </w:tc>
+      </w:tr>
+    </w:tbl>
+    <w:p>
+      <w:r>
+        <w:rPr>
+          <w:rFonts w:ascii="Malgun Gothic" w:hAnsi="Malgun Gothic" w:eastAsia="Malgun Gothic"/>
+          <w:b w:val="0"/>
+          <w:sz w:val="21"/>
+        </w:rPr>
+        <w:t>해석: rip-up 은 '혼잡(다른 배관이 막음)'은 해소하지만 '접근불가(종단이 장애물에 파묻힘)'는 구조상 해소할 수 없다. project6 의 잔여 실패는 후자 성격이며, 해소하려면 PoC 전처리/스냅 확장 또는 비용기반 negotiated-congestion(후속)이 필요하다.</w:t>
+      </w:r>
+    </w:p>
+    <w:p>
+      <w:pPr>
         <w:pStyle w:val="Heading2"/>
       </w:pPr>
       <w:r>
@@ -7978,6 +8291,38 @@
                 <w:b w:val="0"/>
                 <w:sz w:val="18"/>
               </w:rPr>
+              <w:t>rip-up(3.8)</w:t>
+            </w:r>
+          </w:p>
+        </w:tc>
+        <w:tc>
+          <w:tcPr>
+            <w:tcW w:type="dxa" w:w="4320"/>
+          </w:tcPr>
+          <w:p>
+            <w:r>
+              <w:rPr>
+                <w:rFonts w:ascii="Malgun Gothic" w:hAnsi="Malgun Gothic" w:eastAsia="Malgun Gothic"/>
+                <w:b w:val="0"/>
+                <w:sz w:val="18"/>
+              </w:rPr>
+              <w:t>합성 혼잡 1/2→2/2(+1) 실증, project6 는 베이스라인과 동일(접근불가 한계)</w:t>
+            </w:r>
+          </w:p>
+        </w:tc>
+      </w:tr>
+      <w:tr>
+        <w:tc>
+          <w:tcPr>
+            <w:tcW w:type="dxa" w:w="4320"/>
+          </w:tcPr>
+          <w:p>
+            <w:r>
+              <w:rPr>
+                <w:rFonts w:ascii="Consolas" w:hAnsi="Consolas" w:eastAsia="Malgun Gothic"/>
+                <w:b w:val="0"/>
+                <w:sz w:val="18"/>
+              </w:rPr>
               <w:t>ctest 전체</w:t>
             </w:r>
           </w:p>
@@ -7993,7 +8338,7 @@
                 <w:b w:val="0"/>
                 <w:sz w:val="18"/>
               </w:rPr>
-              <w:t>7/7 통과(golden·scene_io·occupancy·corridor·vdb·fcl·bindings)</w:t>
+              <w:t>8/8 통과(golden·scene_io·occupancy·corridor·vdb·fcl·bindings·capi)</w:t>
             </w:r>
           </w:p>
         </w:tc>
@@ -8015,7 +8360,17 @@
           <w:color w:val="1F3864"/>
           <w:sz w:val="30"/>
         </w:rPr>
-        <w:t>5. 전체 결과 요약 및 향후 과제</w:t>
+        <w:t>5. C++ ↔ C# 인터롭 + HelixToolkit 뷰어</w:t>
+      </w:r>
+    </w:p>
+    <w:p>
+      <w:r>
+        <w:rPr>
+          <w:rFonts w:ascii="Malgun Gothic" w:hAnsi="Malgun Gothic" w:eastAsia="Malgun Gothic"/>
+          <w:b w:val="0"/>
+          <w:sz w:val="21"/>
+        </w:rPr>
+        <w:t>엔진은 C++ 로 두고 가시화를 C#(WPF + HelixToolkit)로 구현한다. C++ 코어를 의존성 없는 단일 DLL(C ABI)로 노출하고, C# 가 P/Invoke 로 호출해 라우팅 결과를 3D 로 그린다. 단계 P0(DLL) → P1(뷰어) → P2(인터랙티브) → P3a(뷰어 기능) → P3b(대형장면) → P3c(검증).</w:t>
       </w:r>
     </w:p>
     <w:p>
@@ -8029,20 +8384,31 @@
           <w:color w:val="2E5496"/>
           <w:sz w:val="25"/>
         </w:rPr>
-        <w:t>5.1 달성 요약</w:t>
+        <w:t>5.1 C ABI 네이티브 DLL (routing3d_capi)</w:t>
       </w:r>
     </w:p>
     <w:p>
       <w:pPr>
-        <w:pStyle w:val="ListBullet"/>
-      </w:pPr>
+        <w:pStyle w:val="Heading3"/>
+      </w:pPr>
+      <w:r>
+        <w:rPr>
+          <w:rFonts w:ascii="Malgun Gothic" w:hAnsi="Malgun Gothic" w:eastAsia="Malgun Gothic"/>
+          <w:b/>
+          <w:color w:val="2E5496"/>
+          <w:sz w:val="22"/>
+        </w:rPr>
+        <w:t>개요 / 설계</w:t>
+      </w:r>
+    </w:p>
+    <w:p>
       <w:r>
         <w:rPr>
           <w:rFonts w:ascii="Malgun Gothic" w:hAnsi="Malgun Gothic" w:eastAsia="Malgun Gothic"/>
           <w:b w:val="0"/>
           <w:sz w:val="21"/>
         </w:rPr>
-        <w:t>Phase 1: Python 알고리즘(점유맵·A*·비용·다중배관·scene.txt·시각화·회귀 골든셋) 완료, pytest 203 통과.</w:t>
+        <w:t>C++ 코어만 링크한 외부 의존성 0 의 단일 DLL(약 261KB). 경계는 순수 C ABI(extern "C", cdecl): 불투명 핸들 + POD blittable 구조체 + 원시 배열. 예외는 절대 경계를 넘지 않게 try/catch→상태코드. 한글 이름을 위해 모든 문자열은 UTF-8.</w:t>
       </w:r>
     </w:p>
     <w:p>
@@ -8055,7 +8421,7 @@
           <w:b w:val="0"/>
           <w:sz w:val="21"/>
         </w:rPr>
-        <w:t>Phase 2: 알고리즘/포맷/골든셋/성능목표 명세 동결, 계약(불변식) 확정.</w:t>
+        <w:t>Level 1(문자열): r3d_route_scene_text — scene.txt in→out (mode multi|single).</w:t>
       </w:r>
     </w:p>
     <w:p>
@@ -8068,7 +8434,7 @@
           <w:b w:val="0"/>
           <w:sz w:val="21"/>
         </w:rPr>
-        <w:t>Phase 3: C++ 엔진(코어 + OpenVDB + 계층 corridor + FCL + pybind11 + CLI) 구현, ctest 7/7 통과.</w:t>
+        <w:t>Level 2(핸들): r3d_create/destroy/load_scene_text/set_grid/set_params/add_obstacle/add_task/set_task_endpoints/route_multi/route_task/route_corridor/route_ripup/get_result/copy_path/dump_scene_text.</w:t>
       </w:r>
     </w:p>
     <w:p>
@@ -8081,7 +8447,249 @@
           <w:b w:val="0"/>
           <w:sz w:val="21"/>
         </w:rPr>
-        <w:t>교차검증: 골든 01/02/03 을 expanded_nodes 까지 Python 과 정확 일치(세 백엔드 동일).</w:t>
+        <w:t>불투명 핸들 R3dEngine = SceneDoc 보유. 콜리 할당 문자열은 r3d_free_string(동일 DLL malloc/free).</w:t>
+      </w:r>
+    </w:p>
+    <w:p>
+      <w:pPr>
+        <w:pStyle w:val="ListBullet"/>
+      </w:pPr>
+      <w:r>
+        <w:rPr>
+          <w:rFonts w:ascii="Malgun Gothic" w:hAnsi="Malgun Gothic" w:eastAsia="Malgun Gothic"/>
+          <w:b w:val="0"/>
+          <w:sz w:val="21"/>
+        </w:rPr>
+        <w:t>경로는 2단계(R3dResult.path_len → r3d_copy_path, 콜러 할당).</w:t>
+      </w:r>
+    </w:p>
+    <w:p>
+      <w:pPr>
+        <w:pStyle w:val="Heading3"/>
+      </w:pPr>
+      <w:r>
+        <w:rPr>
+          <w:rFonts w:ascii="Malgun Gothic" w:hAnsi="Malgun Gothic" w:eastAsia="Malgun Gothic"/>
+          <w:b/>
+          <w:color w:val="2E5496"/>
+          <w:sz w:val="22"/>
+        </w:rPr>
+        <w:t>주요 함수 / 결과</w:t>
+      </w:r>
+    </w:p>
+    <w:tbl>
+      <w:tblPr>
+        <w:tblStyle w:val="TableGrid"/>
+        <w:tblW w:type="auto" w:w="0"/>
+        <w:tblLook w:firstColumn="1" w:firstRow="1" w:lastColumn="0" w:lastRow="0" w:noHBand="0" w:noVBand="1" w:val="04A0"/>
+      </w:tblPr>
+      <w:tblGrid>
+        <w:gridCol w:w="4320"/>
+        <w:gridCol w:w="4320"/>
+      </w:tblGrid>
+      <w:tr>
+        <w:tc>
+          <w:tcPr>
+            <w:tcW w:type="dxa" w:w="4320"/>
+            <w:shd w:val="clear" w:color="auto" w:fill="D9E2F3"/>
+          </w:tcPr>
+          <w:p>
+            <w:r>
+              <w:rPr>
+                <w:rFonts w:ascii="Malgun Gothic" w:hAnsi="Malgun Gothic" w:eastAsia="Malgun Gothic"/>
+                <w:b/>
+                <w:sz w:val="19"/>
+              </w:rPr>
+              <w:t>함수</w:t>
+            </w:r>
+          </w:p>
+        </w:tc>
+        <w:tc>
+          <w:tcPr>
+            <w:tcW w:type="dxa" w:w="4320"/>
+            <w:shd w:val="clear" w:color="auto" w:fill="D9E2F3"/>
+          </w:tcPr>
+          <w:p>
+            <w:r>
+              <w:rPr>
+                <w:rFonts w:ascii="Malgun Gothic" w:hAnsi="Malgun Gothic" w:eastAsia="Malgun Gothic"/>
+                <w:b/>
+                <w:sz w:val="19"/>
+              </w:rPr>
+              <w:t>역할</w:t>
+            </w:r>
+          </w:p>
+        </w:tc>
+      </w:tr>
+      <w:tr>
+        <w:tc>
+          <w:tcPr>
+            <w:tcW w:type="dxa" w:w="4320"/>
+          </w:tcPr>
+          <w:p>
+            <w:r>
+              <w:rPr>
+                <w:rFonts w:ascii="Consolas" w:hAnsi="Consolas" w:eastAsia="Malgun Gothic"/>
+                <w:b w:val="0"/>
+                <w:sz w:val="18"/>
+              </w:rPr>
+              <w:t>r3d_route_scene_text</w:t>
+            </w:r>
+          </w:p>
+        </w:tc>
+        <w:tc>
+          <w:tcPr>
+            <w:tcW w:type="dxa" w:w="4320"/>
+          </w:tcPr>
+          <w:p>
+            <w:r>
+              <w:rPr>
+                <w:rFonts w:ascii="Malgun Gothic" w:hAnsi="Malgun Gothic" w:eastAsia="Malgun Gothic"/>
+                <w:b w:val="0"/>
+                <w:sz w:val="18"/>
+              </w:rPr>
+              <w:t>Level 1: scene.txt 문자열을 받아 라우팅한 scene.txt 반환.</w:t>
+            </w:r>
+          </w:p>
+        </w:tc>
+      </w:tr>
+      <w:tr>
+        <w:tc>
+          <w:tcPr>
+            <w:tcW w:type="dxa" w:w="4320"/>
+          </w:tcPr>
+          <w:p>
+            <w:r>
+              <w:rPr>
+                <w:rFonts w:ascii="Consolas" w:hAnsi="Consolas" w:eastAsia="Malgun Gothic"/>
+                <w:b w:val="0"/>
+                <w:sz w:val="18"/>
+              </w:rPr>
+              <w:t>r3d_route_multi / route_task</w:t>
+            </w:r>
+          </w:p>
+        </w:tc>
+        <w:tc>
+          <w:tcPr>
+            <w:tcW w:type="dxa" w:w="4320"/>
+          </w:tcPr>
+          <w:p>
+            <w:r>
+              <w:rPr>
+                <w:rFonts w:ascii="Malgun Gothic" w:hAnsi="Malgun Gothic" w:eastAsia="Malgun Gothic"/>
+                <w:b w:val="0"/>
+                <w:sz w:val="18"/>
+              </w:rPr>
+              <w:t>전체 다중 / 단일 작업 라우팅(핸들).</w:t>
+            </w:r>
+          </w:p>
+        </w:tc>
+      </w:tr>
+      <w:tr>
+        <w:tc>
+          <w:tcPr>
+            <w:tcW w:type="dxa" w:w="4320"/>
+          </w:tcPr>
+          <w:p>
+            <w:r>
+              <w:rPr>
+                <w:rFonts w:ascii="Consolas" w:hAnsi="Consolas" w:eastAsia="Malgun Gothic"/>
+                <w:b w:val="0"/>
+                <w:sz w:val="18"/>
+              </w:rPr>
+              <w:t>r3d_route_corridor</w:t>
+            </w:r>
+          </w:p>
+        </w:tc>
+        <w:tc>
+          <w:tcPr>
+            <w:tcW w:type="dxa" w:w="4320"/>
+          </w:tcPr>
+          <w:p>
+            <w:r>
+              <w:rPr>
+                <w:rFonts w:ascii="Malgun Gothic" w:hAnsi="Malgun Gothic" w:eastAsia="Malgun Gothic"/>
+                <w:b w:val="0"/>
+                <w:sz w:val="18"/>
+              </w:rPr>
+              <w:t>대형 장면 계층 corridor(Sparse, 배열 미할당).</w:t>
+            </w:r>
+          </w:p>
+        </w:tc>
+      </w:tr>
+      <w:tr>
+        <w:tc>
+          <w:tcPr>
+            <w:tcW w:type="dxa" w:w="4320"/>
+          </w:tcPr>
+          <w:p>
+            <w:r>
+              <w:rPr>
+                <w:rFonts w:ascii="Consolas" w:hAnsi="Consolas" w:eastAsia="Malgun Gothic"/>
+                <w:b w:val="0"/>
+                <w:sz w:val="18"/>
+              </w:rPr>
+              <w:t>r3d_route_ripup</w:t>
+            </w:r>
+          </w:p>
+        </w:tc>
+        <w:tc>
+          <w:tcPr>
+            <w:tcW w:type="dxa" w:w="4320"/>
+          </w:tcPr>
+          <w:p>
+            <w:r>
+              <w:rPr>
+                <w:rFonts w:ascii="Malgun Gothic" w:hAnsi="Malgun Gothic" w:eastAsia="Malgun Gothic"/>
+                <w:b w:val="0"/>
+                <w:sz w:val="18"/>
+              </w:rPr>
+              <w:t>rip-up &amp; reroute(Step 3.8).</w:t>
+            </w:r>
+          </w:p>
+        </w:tc>
+      </w:tr>
+      <w:tr>
+        <w:tc>
+          <w:tcPr>
+            <w:tcW w:type="dxa" w:w="4320"/>
+          </w:tcPr>
+          <w:p>
+            <w:r>
+              <w:rPr>
+                <w:rFonts w:ascii="Consolas" w:hAnsi="Consolas" w:eastAsia="Malgun Gothic"/>
+                <w:b w:val="0"/>
+                <w:sz w:val="18"/>
+              </w:rPr>
+              <w:t>r3d_get_result / r3d_copy_path</w:t>
+            </w:r>
+          </w:p>
+        </w:tc>
+        <w:tc>
+          <w:tcPr>
+            <w:tcW w:type="dxa" w:w="4320"/>
+          </w:tcPr>
+          <w:p>
+            <w:r>
+              <w:rPr>
+                <w:rFonts w:ascii="Malgun Gothic" w:hAnsi="Malgun Gothic" w:eastAsia="Malgun Gothic"/>
+                <w:b w:val="0"/>
+                <w:sz w:val="18"/>
+              </w:rPr>
+              <w:t>결과 지표 / 경로 셀 복사.</w:t>
+            </w:r>
+          </w:p>
+        </w:tc>
+      </w:tr>
+    </w:tbl>
+    <w:p>
+      <w:r>
+        <w:rPr>
+          <w:rFonts w:ascii="Malgun Gothic" w:hAnsi="Malgun Gothic" w:eastAsia="Malgun Gothic"/>
+          <w:b w:val="0"/>
+          <w:sz w:val="21"/>
+        </w:rPr>
+        <w:t>검증: ctest capi 가 DLL 경유 골든03(5/5·28050mm) + 문자열 왕복 + 2000²×8 Sparse corridor 라우팅. ctest 8/8 통과.</w:t>
       </w:r>
     </w:p>
     <w:p>
@@ -8095,7 +8703,662 @@
           <w:color w:val="2E5496"/>
           <w:sz w:val="25"/>
         </w:rPr>
-        <w:t>5.2 성능 목표 대비 현황</w:t>
+        <w:t>5.2 C# WPF + HelixToolkit 뷰어 (Routing3D.Viewer)</w:t>
+      </w:r>
+    </w:p>
+    <w:p>
+      <w:pPr>
+        <w:pStyle w:val="Heading3"/>
+      </w:pPr>
+      <w:r>
+        <w:rPr>
+          <w:rFonts w:ascii="Malgun Gothic" w:hAnsi="Malgun Gothic" w:eastAsia="Malgun Gothic"/>
+          <w:b/>
+          <w:color w:val="2E5496"/>
+          <w:sz w:val="22"/>
+        </w:rPr>
+        <w:t>개요 / 구성</w:t>
+      </w:r>
+    </w:p>
+    <w:p>
+      <w:r>
+        <w:rPr>
+          <w:rFonts w:ascii="Malgun Gothic" w:hAnsi="Malgun Gothic" w:eastAsia="Malgun Gothic"/>
+          <w:b w:val="0"/>
+          <w:sz w:val="21"/>
+        </w:rPr>
+        <w:t>.NET 9(net9.0-windows, x64 고정) WPF. P/Invoke + SafeHandle + 관리형 Engine 래퍼로 DLL 을 호출하고 HelixToolkit.Wpf 2.24.0(WPF 네이티브 MeshBuilder)로 3D 렌더. MVVM(SceneViewModel).</w:t>
+      </w:r>
+    </w:p>
+    <w:p>
+      <w:pPr>
+        <w:pStyle w:val="ListBullet"/>
+      </w:pPr>
+      <w:r>
+        <w:rPr>
+          <w:rFonts w:ascii="Malgun Gothic" w:hAnsi="Malgun Gothic" w:eastAsia="Malgun Gothic"/>
+          <w:b w:val="0"/>
+          <w:sz w:val="21"/>
+        </w:rPr>
+        <w:t>Interop/: Native(P/Invoke, UTF-8 byte[] 마샬링) · R3dEngineHandle(SafeHandle) · Engine(OOP 래퍼).</w:t>
+      </w:r>
+    </w:p>
+    <w:p>
+      <w:pPr>
+        <w:pStyle w:val="ListBullet"/>
+      </w:pPr>
+      <w:r>
+        <w:rPr>
+          <w:rFonts w:ascii="Malgun Gothic" w:hAnsi="Malgun Gothic" w:eastAsia="Malgun Gothic"/>
+          <w:b w:val="0"/>
+          <w:sz w:val="21"/>
+        </w:rPr>
+        <w:t>Model/: SceneData · SceneTextParser · UtilityColors(Python utility_colors 동일 규약) · CollisionFinder.</w:t>
+      </w:r>
+    </w:p>
+    <w:p>
+      <w:pPr>
+        <w:pStyle w:val="ListBullet"/>
+      </w:pPr>
+      <w:r>
+        <w:rPr>
+          <w:rFonts w:ascii="Malgun Gothic" w:hAnsi="Malgun Gothic" w:eastAsia="Malgun Gothic"/>
+          <w:b w:val="0"/>
+          <w:sz w:val="21"/>
+        </w:rPr>
+        <w:t>ViewModels/SceneViewModel: 장애물 반투명 박스 머지 + 유틸리티별 경로 튜브 + 충돌 빨간 큐브.</w:t>
+      </w:r>
+    </w:p>
+    <w:p>
+      <w:pPr>
+        <w:pStyle w:val="ListBullet"/>
+      </w:pPr>
+      <w:r>
+        <w:rPr>
+          <w:rFonts w:ascii="Malgun Gothic" w:hAnsi="Malgun Gothic" w:eastAsia="Malgun Gothic"/>
+          <w:b w:val="0"/>
+          <w:sz w:val="21"/>
+        </w:rPr>
+        <w:t>HelixToolkit 3.x 는 geometry 가 System.Numerics 로 분리돼 WPF 변환이 번거로워 2.24.0 채택.</w:t>
+      </w:r>
+    </w:p>
+    <w:p>
+      <w:pPr>
+        <w:pStyle w:val="Heading3"/>
+      </w:pPr>
+      <w:r>
+        <w:rPr>
+          <w:rFonts w:ascii="Malgun Gothic" w:hAnsi="Malgun Gothic" w:eastAsia="Malgun Gothic"/>
+          <w:b/>
+          <w:color w:val="2E5496"/>
+          <w:sz w:val="22"/>
+        </w:rPr>
+        <w:t>단계별 기능</w:t>
+      </w:r>
+    </w:p>
+    <w:tbl>
+      <w:tblPr>
+        <w:tblStyle w:val="TableGrid"/>
+        <w:tblW w:type="auto" w:w="0"/>
+        <w:tblLook w:firstColumn="1" w:firstRow="1" w:lastColumn="0" w:lastRow="0" w:noHBand="0" w:noVBand="1" w:val="04A0"/>
+      </w:tblPr>
+      <w:tblGrid>
+        <w:gridCol w:w="4320"/>
+        <w:gridCol w:w="4320"/>
+      </w:tblGrid>
+      <w:tr>
+        <w:tc>
+          <w:tcPr>
+            <w:tcW w:type="dxa" w:w="4320"/>
+            <w:shd w:val="clear" w:color="auto" w:fill="D9E2F3"/>
+          </w:tcPr>
+          <w:p>
+            <w:r>
+              <w:rPr>
+                <w:rFonts w:ascii="Malgun Gothic" w:hAnsi="Malgun Gothic" w:eastAsia="Malgun Gothic"/>
+                <w:b/>
+                <w:sz w:val="19"/>
+              </w:rPr>
+              <w:t>단계</w:t>
+            </w:r>
+          </w:p>
+        </w:tc>
+        <w:tc>
+          <w:tcPr>
+            <w:tcW w:type="dxa" w:w="4320"/>
+            <w:shd w:val="clear" w:color="auto" w:fill="D9E2F3"/>
+          </w:tcPr>
+          <w:p>
+            <w:r>
+              <w:rPr>
+                <w:rFonts w:ascii="Malgun Gothic" w:hAnsi="Malgun Gothic" w:eastAsia="Malgun Gothic"/>
+                <w:b/>
+                <w:sz w:val="19"/>
+              </w:rPr>
+              <w:t>내용</w:t>
+            </w:r>
+          </w:p>
+        </w:tc>
+      </w:tr>
+      <w:tr>
+        <w:tc>
+          <w:tcPr>
+            <w:tcW w:type="dxa" w:w="4320"/>
+          </w:tcPr>
+          <w:p>
+            <w:r>
+              <w:rPr>
+                <w:rFonts w:ascii="Consolas" w:hAnsi="Consolas" w:eastAsia="Malgun Gothic"/>
+                <w:b w:val="0"/>
+                <w:sz w:val="18"/>
+              </w:rPr>
+              <w:t>P1 뷰어</w:t>
+            </w:r>
+          </w:p>
+        </w:tc>
+        <w:tc>
+          <w:tcPr>
+            <w:tcW w:type="dxa" w:w="4320"/>
+          </w:tcPr>
+          <w:p>
+            <w:r>
+              <w:rPr>
+                <w:rFonts w:ascii="Malgun Gothic" w:hAnsi="Malgun Gothic" w:eastAsia="Malgun Gothic"/>
+                <w:b w:val="0"/>
+                <w:sz w:val="18"/>
+              </w:rPr>
+              <w:t>내장 데모/scene.txt 로드 → route_multi → 장애물·경로 3D 렌더.</w:t>
+            </w:r>
+          </w:p>
+        </w:tc>
+      </w:tr>
+      <w:tr>
+        <w:tc>
+          <w:tcPr>
+            <w:tcW w:type="dxa" w:w="4320"/>
+          </w:tcPr>
+          <w:p>
+            <w:r>
+              <w:rPr>
+                <w:rFonts w:ascii="Consolas" w:hAnsi="Consolas" w:eastAsia="Malgun Gothic"/>
+                <w:b w:val="0"/>
+                <w:sz w:val="18"/>
+              </w:rPr>
+              <w:t>P2 인터랙티브</w:t>
+            </w:r>
+          </w:p>
+        </w:tc>
+        <w:tc>
+          <w:tcPr>
+            <w:tcW w:type="dxa" w:w="4320"/>
+          </w:tcPr>
+          <w:p>
+            <w:r>
+              <w:rPr>
+                <w:rFonts w:ascii="Malgun Gothic" w:hAnsi="Malgun Gothic" w:eastAsia="Malgun Gothic"/>
+                <w:b w:val="0"/>
+                <w:sz w:val="18"/>
+              </w:rPr>
+              <w:t>작업 목록 선택 → 종단점(XYZ) 편집 → 단일/전체 재라우팅.</w:t>
+            </w:r>
+          </w:p>
+        </w:tc>
+      </w:tr>
+      <w:tr>
+        <w:tc>
+          <w:tcPr>
+            <w:tcW w:type="dxa" w:w="4320"/>
+          </w:tcPr>
+          <w:p>
+            <w:r>
+              <w:rPr>
+                <w:rFonts w:ascii="Consolas" w:hAnsi="Consolas" w:eastAsia="Malgun Gothic"/>
+                <w:b w:val="0"/>
+                <w:sz w:val="18"/>
+              </w:rPr>
+              <w:t>P3a 뷰어 기능</w:t>
+            </w:r>
+          </w:p>
+        </w:tc>
+        <w:tc>
+          <w:tcPr>
+            <w:tcW w:type="dxa" w:w="4320"/>
+          </w:tcPr>
+          <w:p>
+            <w:r>
+              <w:rPr>
+                <w:rFonts w:ascii="Malgun Gothic" w:hAnsi="Malgun Gothic" w:eastAsia="Malgun Gothic"/>
+                <w:b w:val="0"/>
+                <w:sz w:val="18"/>
+              </w:rPr>
+              <w:t>충돌 셀 시각화, 표시 토글(장애물/경로/충돌), 3D 클릭 종단점 지정(셀 스냅).</w:t>
+            </w:r>
+          </w:p>
+        </w:tc>
+      </w:tr>
+      <w:tr>
+        <w:tc>
+          <w:tcPr>
+            <w:tcW w:type="dxa" w:w="4320"/>
+          </w:tcPr>
+          <w:p>
+            <w:r>
+              <w:rPr>
+                <w:rFonts w:ascii="Consolas" w:hAnsi="Consolas" w:eastAsia="Malgun Gothic"/>
+                <w:b w:val="0"/>
+                <w:sz w:val="18"/>
+              </w:rPr>
+              <w:t>P3b 대형장면</w:t>
+            </w:r>
+          </w:p>
+        </w:tc>
+        <w:tc>
+          <w:tcPr>
+            <w:tcW w:type="dxa" w:w="4320"/>
+          </w:tcPr>
+          <w:p>
+            <w:r>
+              <w:rPr>
+                <w:rFonts w:ascii="Malgun Gothic" w:hAnsi="Malgun Gothic" w:eastAsia="Malgun Gothic"/>
+                <w:b w:val="0"/>
+                <w:sz w:val="18"/>
+              </w:rPr>
+              <w:t>corridor 라우팅 버튼(Sparse, OpenVDB 불필요 → DLL 코어 전용 유지).</w:t>
+            </w:r>
+          </w:p>
+        </w:tc>
+      </w:tr>
+      <w:tr>
+        <w:tc>
+          <w:tcPr>
+            <w:tcW w:type="dxa" w:w="4320"/>
+          </w:tcPr>
+          <w:p>
+            <w:r>
+              <w:rPr>
+                <w:rFonts w:ascii="Consolas" w:hAnsi="Consolas" w:eastAsia="Malgun Gothic"/>
+                <w:b w:val="0"/>
+                <w:sz w:val="18"/>
+              </w:rPr>
+              <w:t>P3c 검증</w:t>
+            </w:r>
+          </w:p>
+        </w:tc>
+        <w:tc>
+          <w:tcPr>
+            <w:tcW w:type="dxa" w:w="4320"/>
+          </w:tcPr>
+          <w:p>
+            <w:r>
+              <w:rPr>
+                <w:rFonts w:ascii="Malgun Gothic" w:hAnsi="Malgun Gothic" w:eastAsia="Malgun Gothic"/>
+                <w:b w:val="0"/>
+                <w:sz w:val="18"/>
+              </w:rPr>
+              <w:t>명령행 인자 scene.txt 로드 + --selftest 헤드리스(창 없이 전체 파이프라인) 검증.</w:t>
+            </w:r>
+          </w:p>
+        </w:tc>
+      </w:tr>
+    </w:tbl>
+    <w:p>
+      <w:pPr>
+        <w:pStyle w:val="Heading2"/>
+      </w:pPr>
+      <w:r>
+        <w:rPr>
+          <w:rFonts w:ascii="Malgun Gothic" w:hAnsi="Malgun Gothic" w:eastAsia="Malgun Gothic"/>
+          <w:b/>
+          <w:color w:val="2E5496"/>
+          <w:sz w:val="25"/>
+        </w:rPr>
+        <w:t>5.3 실데이터 교차검증 (PostgreSQL → Python · C++ · C#)</w:t>
+      </w:r>
+    </w:p>
+    <w:p>
+      <w:r>
+        <w:rPr>
+          <w:rFonts w:ascii="Malgun Gothic" w:hAnsi="Malgun Gothic" w:eastAsia="Malgun Gothic"/>
+          <w:b w:val="0"/>
+          <w:sz w:val="21"/>
+        </w:rPr>
+        <w:t>기존 플랜트 DB(AUTOROUTINGV7 / TB_BIM_OBSTACLES)의 실제 장애물로 project6 씬을 만들고 세 구현이 같은 파일에서 같은 결과를 내는지 검증했다.</w:t>
+      </w:r>
+    </w:p>
+    <w:tbl>
+      <w:tblPr>
+        <w:tblStyle w:val="TableGrid"/>
+        <w:tblW w:type="auto" w:w="0"/>
+        <w:tblLook w:firstColumn="1" w:firstRow="1" w:lastColumn="0" w:lastRow="0" w:noHBand="0" w:noVBand="1" w:val="04A0"/>
+      </w:tblPr>
+      <w:tblGrid>
+        <w:gridCol w:w="4320"/>
+        <w:gridCol w:w="4320"/>
+      </w:tblGrid>
+      <w:tr>
+        <w:tc>
+          <w:tcPr>
+            <w:tcW w:type="dxa" w:w="4320"/>
+            <w:shd w:val="clear" w:color="auto" w:fill="D9E2F3"/>
+          </w:tcPr>
+          <w:p>
+            <w:r>
+              <w:rPr>
+                <w:rFonts w:ascii="Malgun Gothic" w:hAnsi="Malgun Gothic" w:eastAsia="Malgun Gothic"/>
+                <w:b/>
+                <w:sz w:val="19"/>
+              </w:rPr>
+              <w:t>엔진</w:t>
+            </w:r>
+          </w:p>
+        </w:tc>
+        <w:tc>
+          <w:tcPr>
+            <w:tcW w:type="dxa" w:w="4320"/>
+            <w:shd w:val="clear" w:color="auto" w:fill="D9E2F3"/>
+          </w:tcPr>
+          <w:p>
+            <w:r>
+              <w:rPr>
+                <w:rFonts w:ascii="Malgun Gothic" w:hAnsi="Malgun Gothic" w:eastAsia="Malgun Gothic"/>
+                <w:b/>
+                <w:sz w:val="19"/>
+              </w:rPr>
+              <w:t>project6 (cell=100, 장애물 983·작업 208)</w:t>
+            </w:r>
+          </w:p>
+        </w:tc>
+      </w:tr>
+      <w:tr>
+        <w:tc>
+          <w:tcPr>
+            <w:tcW w:type="dxa" w:w="4320"/>
+          </w:tcPr>
+          <w:p>
+            <w:r>
+              <w:rPr>
+                <w:rFonts w:ascii="Consolas" w:hAnsi="Consolas" w:eastAsia="Malgun Gothic"/>
+                <w:b w:val="0"/>
+                <w:sz w:val="18"/>
+              </w:rPr>
+              <w:t>Python (route_sequential)</w:t>
+            </w:r>
+          </w:p>
+        </w:tc>
+        <w:tc>
+          <w:tcPr>
+            <w:tcW w:type="dxa" w:w="4320"/>
+          </w:tcPr>
+          <w:p>
+            <w:r>
+              <w:rPr>
+                <w:rFonts w:ascii="Malgun Gothic" w:hAnsi="Malgun Gothic" w:eastAsia="Malgun Gothic"/>
+                <w:b w:val="0"/>
+                <w:sz w:val="18"/>
+              </w:rPr>
+              <w:t>194/208 성공</w:t>
+            </w:r>
+          </w:p>
+        </w:tc>
+      </w:tr>
+      <w:tr>
+        <w:tc>
+          <w:tcPr>
+            <w:tcW w:type="dxa" w:w="4320"/>
+          </w:tcPr>
+          <w:p>
+            <w:r>
+              <w:rPr>
+                <w:rFonts w:ascii="Consolas" w:hAnsi="Consolas" w:eastAsia="Malgun Gothic"/>
+                <w:b w:val="0"/>
+                <w:sz w:val="18"/>
+              </w:rPr>
+              <w:t>C++ CLI (route_multi)</w:t>
+            </w:r>
+          </w:p>
+        </w:tc>
+        <w:tc>
+          <w:tcPr>
+            <w:tcW w:type="dxa" w:w="4320"/>
+          </w:tcPr>
+          <w:p>
+            <w:r>
+              <w:rPr>
+                <w:rFonts w:ascii="Malgun Gothic" w:hAnsi="Malgun Gothic" w:eastAsia="Malgun Gothic"/>
+                <w:b w:val="0"/>
+                <w:sz w:val="18"/>
+              </w:rPr>
+              <w:t>194/208 성공 · 총 3,400,800 mm</w:t>
+            </w:r>
+          </w:p>
+        </w:tc>
+      </w:tr>
+      <w:tr>
+        <w:tc>
+          <w:tcPr>
+            <w:tcW w:type="dxa" w:w="4320"/>
+          </w:tcPr>
+          <w:p>
+            <w:r>
+              <w:rPr>
+                <w:rFonts w:ascii="Consolas" w:hAnsi="Consolas" w:eastAsia="Malgun Gothic"/>
+                <w:b w:val="0"/>
+                <w:sz w:val="18"/>
+              </w:rPr>
+              <w:t>C# 뷰어 (--selftest, P/Invoke)</w:t>
+            </w:r>
+          </w:p>
+        </w:tc>
+        <w:tc>
+          <w:tcPr>
+            <w:tcW w:type="dxa" w:w="4320"/>
+          </w:tcPr>
+          <w:p>
+            <w:r>
+              <w:rPr>
+                <w:rFonts w:ascii="Malgun Gothic" w:hAnsi="Malgun Gothic" w:eastAsia="Malgun Gothic"/>
+                <w:b w:val="0"/>
+                <w:sz w:val="18"/>
+              </w:rPr>
+              <w:t>194/208 성공 · 총 3,400,800 mm</w:t>
+            </w:r>
+          </w:p>
+        </w:tc>
+      </w:tr>
+    </w:tbl>
+    <w:p>
+      <w:r>
+        <w:rPr>
+          <w:rFonts w:ascii="Malgun Gothic" w:hAnsi="Malgun Gothic" w:eastAsia="Malgun Gothic"/>
+          <w:b w:val="0"/>
+          <w:sz w:val="21"/>
+        </w:rPr>
+        <w:t>→ Python 원형 → C++ 엔진 → C# 뷰어까지 완전 동일 결과. cell=200 동일 파일에서도 셋 다 77/208·1,532,800mm 로 일치(격자 해상도에 따라 성공 수가 달라지므로 같은 파일끼리 비교).</w:t>
+      </w:r>
+    </w:p>
+    <w:p>
+      <w:pPr>
+        <w:pStyle w:val="Heading3"/>
+      </w:pPr>
+      <w:r>
+        <w:rPr>
+          <w:rFonts w:ascii="Malgun Gothic" w:hAnsi="Malgun Gothic" w:eastAsia="Malgun Gothic"/>
+          <w:b/>
+          <w:color w:val="2E5496"/>
+          <w:sz w:val="22"/>
+        </w:rPr>
+        <w:t>실행명령어</w:t>
+      </w:r>
+    </w:p>
+    <w:p>
+      <w:pPr>
+        <w:spacing w:before="80" w:after="160" w:line="240" w:lineRule="auto"/>
+        <w:shd w:val="clear" w:color="auto" w:fill="F2F2F2"/>
+      </w:pPr>
+      <w:r>
+        <w:rPr>
+          <w:rFonts w:ascii="Consolas" w:hAnsi="Consolas" w:eastAsia="Malgun Gothic"/>
+          <w:b w:val="0"/>
+          <w:sz w:val="17"/>
+        </w:rPr>
+        <w:t># DLL 빌드 → 뷰어 빌드/실행</w:t>
+        <w:br/>
+      </w:r>
+      <w:r>
+        <w:rPr>
+          <w:rFonts w:ascii="Consolas" w:hAnsi="Consolas" w:eastAsia="Malgun Gothic"/>
+          <w:b w:val="0"/>
+          <w:sz w:val="17"/>
+        </w:rPr>
+        <w:t>cmake --build cpp/build --config Release --target routing3d_capi</w:t>
+        <w:br/>
+      </w:r>
+      <w:r>
+        <w:rPr>
+          <w:rFonts w:ascii="Consolas" w:hAnsi="Consolas" w:eastAsia="Malgun Gothic"/>
+          <w:b w:val="0"/>
+          <w:sz w:val="17"/>
+        </w:rPr>
+        <w:t>dotnet build csharp/Routing3D.Viewer.sln -c Release</w:t>
+        <w:br/>
+      </w:r>
+      <w:r>
+        <w:rPr>
+          <w:rFonts w:ascii="Consolas" w:hAnsi="Consolas" w:eastAsia="Malgun Gothic"/>
+          <w:b w:val="0"/>
+          <w:sz w:val="17"/>
+        </w:rPr>
+        <w:t>dotnet run --project csharp/Routing3D.Viewer -c Release            # 창: 내장 데모</w:t>
+        <w:br/>
+      </w:r>
+      <w:r>
+        <w:rPr>
+          <w:rFonts w:ascii="Consolas" w:hAnsi="Consolas" w:eastAsia="Malgun Gothic"/>
+          <w:b w:val="0"/>
+          <w:sz w:val="17"/>
+        </w:rPr>
+        <w:t>Routing3D.Viewer.exe path\to\scene.txt                            # 그 scene 로드</w:t>
+        <w:br/>
+      </w:r>
+      <w:r>
+        <w:rPr>
+          <w:rFonts w:ascii="Consolas" w:hAnsi="Consolas" w:eastAsia="Malgun Gothic"/>
+          <w:b w:val="0"/>
+          <w:sz w:val="17"/>
+        </w:rPr>
+        <w:t>Routing3D.Viewer.exe --selftest scene.txt out.txt                  # 헤드리스 검증</w:t>
+      </w:r>
+    </w:p>
+    <w:p>
+      <w:r>
+        <w:br w:type="page"/>
+      </w:r>
+    </w:p>
+    <w:p>
+      <w:pPr>
+        <w:pStyle w:val="Heading1"/>
+      </w:pPr>
+      <w:r>
+        <w:rPr>
+          <w:rFonts w:ascii="Malgun Gothic" w:hAnsi="Malgun Gothic" w:eastAsia="Malgun Gothic"/>
+          <w:b/>
+          <w:color w:val="1F3864"/>
+          <w:sz w:val="30"/>
+        </w:rPr>
+        <w:t>6. 전체 결과 요약 및 향후 과제</w:t>
+      </w:r>
+    </w:p>
+    <w:p>
+      <w:pPr>
+        <w:pStyle w:val="Heading2"/>
+      </w:pPr>
+      <w:r>
+        <w:rPr>
+          <w:rFonts w:ascii="Malgun Gothic" w:hAnsi="Malgun Gothic" w:eastAsia="Malgun Gothic"/>
+          <w:b/>
+          <w:color w:val="2E5496"/>
+          <w:sz w:val="25"/>
+        </w:rPr>
+        <w:t>6.1 달성 요약</w:t>
+      </w:r>
+    </w:p>
+    <w:p>
+      <w:pPr>
+        <w:pStyle w:val="ListBullet"/>
+      </w:pPr>
+      <w:r>
+        <w:rPr>
+          <w:rFonts w:ascii="Malgun Gothic" w:hAnsi="Malgun Gothic" w:eastAsia="Malgun Gothic"/>
+          <w:b w:val="0"/>
+          <w:sz w:val="21"/>
+        </w:rPr>
+        <w:t>Phase 1: Python 알고리즘(점유맵·A*·비용·다중배관·scene.txt·시각화·회귀 골든셋) 완료, pytest 203 통과.</w:t>
+      </w:r>
+    </w:p>
+    <w:p>
+      <w:pPr>
+        <w:pStyle w:val="ListBullet"/>
+      </w:pPr>
+      <w:r>
+        <w:rPr>
+          <w:rFonts w:ascii="Malgun Gothic" w:hAnsi="Malgun Gothic" w:eastAsia="Malgun Gothic"/>
+          <w:b w:val="0"/>
+          <w:sz w:val="21"/>
+        </w:rPr>
+        <w:t>Phase 2: 알고리즘/포맷/골든셋/성능목표 명세 동결, 계약(불변식) 확정.</w:t>
+      </w:r>
+    </w:p>
+    <w:p>
+      <w:pPr>
+        <w:pStyle w:val="ListBullet"/>
+      </w:pPr>
+      <w:r>
+        <w:rPr>
+          <w:rFonts w:ascii="Malgun Gothic" w:hAnsi="Malgun Gothic" w:eastAsia="Malgun Gothic"/>
+          <w:b w:val="0"/>
+          <w:sz w:val="21"/>
+        </w:rPr>
+        <w:t>Phase 3: C++ 엔진(코어 + OpenVDB + 계층 corridor + FCL + rip-up + pybind11 + CLI) 구현, ctest 8/8 통과.</w:t>
+      </w:r>
+    </w:p>
+    <w:p>
+      <w:pPr>
+        <w:pStyle w:val="ListBullet"/>
+      </w:pPr>
+      <w:r>
+        <w:rPr>
+          <w:rFonts w:ascii="Malgun Gothic" w:hAnsi="Malgun Gothic" w:eastAsia="Malgun Gothic"/>
+          <w:b w:val="0"/>
+          <w:sz w:val="21"/>
+        </w:rPr>
+        <w:t>C# 인터롭: C ABI DLL + HelixToolkit 뷰어(P0~P3c). 실 DB 데이터로 Python=C++=C# 결과 일치 교차검증.</w:t>
+      </w:r>
+    </w:p>
+    <w:p>
+      <w:pPr>
+        <w:pStyle w:val="ListBullet"/>
+      </w:pPr>
+      <w:r>
+        <w:rPr>
+          <w:rFonts w:ascii="Malgun Gothic" w:hAnsi="Malgun Gothic" w:eastAsia="Malgun Gothic"/>
+          <w:b w:val="0"/>
+          <w:sz w:val="21"/>
+        </w:rPr>
+        <w:t>교차검증: 골든 01/02/03 을 expanded_nodes 까지 Python 과 정확 일치(세 백엔드 동일).</w:t>
+      </w:r>
+    </w:p>
+    <w:p>
+      <w:pPr>
+        <w:pStyle w:val="Heading2"/>
+      </w:pPr>
+      <w:r>
+        <w:rPr>
+          <w:rFonts w:ascii="Malgun Gothic" w:hAnsi="Malgun Gothic" w:eastAsia="Malgun Gothic"/>
+          <w:b/>
+          <w:color w:val="2E5496"/>
+          <w:sz w:val="25"/>
+        </w:rPr>
+        <w:t>6.2 성능 목표 대비 현황</w:t>
       </w:r>
     </w:p>
     <w:tbl>
@@ -8282,7 +9545,7 @@
           <w:color w:val="2E5496"/>
           <w:sz w:val="25"/>
         </w:rPr>
-        <w:t>5.3 향후 과제 (Phase 3 잔여)</w:t>
+        <w:t>6.3 향후 과제 (Phase 3 잔여)</w:t>
       </w:r>
     </w:p>
     <w:tbl>
@@ -8341,7 +9604,7 @@
                 <w:b w:val="0"/>
                 <w:sz w:val="18"/>
               </w:rPr>
-              <w:t>3.8 rip-up &amp; reroute / CBS</w:t>
+              <w:t>3.8 rip-up &amp; reroute</w:t>
             </w:r>
           </w:p>
         </w:tc>
@@ -8356,7 +9619,7 @@
                 <w:b w:val="0"/>
                 <w:sz w:val="18"/>
               </w:rPr>
-              <w:t>혼잡 출발부 경합 해소 → 성공률↑(현 greedy 한계).</w:t>
+              <w:t>구현·교차검증 완료(합성 +1 실증). 잔여: 접근불가(매장 PoC)는 PoC 전처리/스냅 확장, 혼잡은 비용기반 negotiated-congestion/CBS 로 추가 개선.</w:t>
             </w:r>
           </w:p>
         </w:tc>
@@ -8421,6 +9684,38 @@
                 <w:sz w:val="18"/>
               </w:rPr>
               <w:t>표준 벤치 셋(골든 3종 + project6 + 8,000m 합성)의 성능·정확도 리포트.</w:t>
+            </w:r>
+          </w:p>
+        </w:tc>
+      </w:tr>
+      <w:tr>
+        <w:tc>
+          <w:tcPr>
+            <w:tcW w:type="dxa" w:w="4320"/>
+          </w:tcPr>
+          <w:p>
+            <w:r>
+              <w:rPr>
+                <w:rFonts w:ascii="Consolas" w:hAnsi="Consolas" w:eastAsia="Malgun Gothic"/>
+                <w:b w:val="0"/>
+                <w:sz w:val="18"/>
+              </w:rPr>
+              <w:t>P3b' OpenVDB capi(선택)</w:t>
+            </w:r>
+          </w:p>
+        </w:tc>
+        <w:tc>
+          <w:tcPr>
+            <w:tcW w:type="dxa" w:w="4320"/>
+          </w:tcPr>
+          <w:p>
+            <w:r>
+              <w:rPr>
+                <w:rFonts w:ascii="Malgun Gothic" w:hAnsi="Malgun Gothic" w:eastAsia="Malgun Gothic"/>
+                <w:b w:val="0"/>
+                <w:sz w:val="18"/>
+              </w:rPr>
+              <w:t>VDB 백엔드를 C ABI 로 노출 + 런타임 DLL 동봉 — Sparse 로 충족돼 보류.</w:t>
             </w:r>
           </w:p>
         </w:tc>

--- a/docs/routing3d_dev_report.docx
+++ b/docs/routing3d_dev_report.docx
@@ -35,7 +35,7 @@
           <w:color w:val="707070"/>
           <w:sz w:val="20"/>
         </w:rPr>
-        <w:t>단위 mm · 기본 셀 50mm · 작성일 2026-05-29 · 레퍼런스: python_experiments/ · C++ 엔진: cpp/</w:t>
+        <w:t>단위 mm · 기본 셀 50mm · 작성일 2026-05-30 · 레퍼런스: python_experiments/ · C++ 엔진: cpp/ · C# 뷰어: csharp/Routing3D.Viewer/</w:t>
       </w:r>
     </w:p>
     <w:p>
@@ -8370,7 +8370,7 @@
           <w:b w:val="0"/>
           <w:sz w:val="21"/>
         </w:rPr>
-        <w:t>엔진은 C++ 로 두고 가시화를 C#(WPF + HelixToolkit)로 구현한다. C++ 코어를 의존성 없는 단일 DLL(C ABI)로 노출하고, C# 가 P/Invoke 로 호출해 라우팅 결과를 3D 로 그린다. 단계 P0(DLL) → P1(뷰어) → P2(인터랙티브) → P3a(뷰어 기능) → P3b(대형장면) → P3c(검증).</w:t>
+        <w:t>엔진은 C++ 로 두고 가시화를 C#(WPF + HelixToolkit)로 구현한다. C++ 코어를 의존성 없는 단일 DLL(C ABI)로 노출하고, C# 가 P/Invoke 로 호출해 라우팅 결과를 3D 로 그린다. 단계 P0(DLL) → P1(뷰어) → P2(인터랙티브) → P3a(뷰어 기능) → P3b(대형장면 corridor) → P3c(scene.txt CLI/--selftest) → P3d(SpaceAI 다크 UI·검색·필터·전체보기) → P3e(3D 신규 레이어 3종: 복셀 전체맵/점유맵/방문맵) → P3f(PostgreSQL 자동 로드).</w:t>
       </w:r>
     </w:p>
     <w:p>
@@ -8644,7 +8644,39 @@
                 <w:b w:val="0"/>
                 <w:sz w:val="18"/>
               </w:rPr>
-              <w:t>rip-up &amp; reroute(Step 3.8).</w:t>
+              <w:t>rip-up &amp; reroute(Step 3.8) — blocker 뜯고 재배치, 무손실 +1.</w:t>
+            </w:r>
+          </w:p>
+        </w:tc>
+      </w:tr>
+      <w:tr>
+        <w:tc>
+          <w:tcPr>
+            <w:tcW w:type="dxa" w:w="4320"/>
+          </w:tcPr>
+          <w:p>
+            <w:r>
+              <w:rPr>
+                <w:rFonts w:ascii="Consolas" w:hAnsi="Consolas" w:eastAsia="Malgun Gothic"/>
+                <w:b w:val="0"/>
+                <w:sz w:val="18"/>
+              </w:rPr>
+              <w:t>r3d_set_collect_visited</w:t>
+            </w:r>
+          </w:p>
+        </w:tc>
+        <w:tc>
+          <w:tcPr>
+            <w:tcW w:type="dxa" w:w="4320"/>
+          </w:tcPr>
+          <w:p>
+            <w:r>
+              <w:rPr>
+                <w:rFonts w:ascii="Malgun Gothic" w:hAnsi="Malgun Gothic" w:eastAsia="Malgun Gothic"/>
+                <w:b w:val="0"/>
+                <w:sz w:val="18"/>
+              </w:rPr>
+              <w:t>방문맵 가시화용 visited 셀 수집 on/off(기본 on).</w:t>
             </w:r>
           </w:p>
         </w:tc>
@@ -8681,6 +8713,38 @@
           </w:p>
         </w:tc>
       </w:tr>
+      <w:tr>
+        <w:tc>
+          <w:tcPr>
+            <w:tcW w:type="dxa" w:w="4320"/>
+          </w:tcPr>
+          <w:p>
+            <w:r>
+              <w:rPr>
+                <w:rFonts w:ascii="Consolas" w:hAnsi="Consolas" w:eastAsia="Malgun Gothic"/>
+                <w:b w:val="0"/>
+                <w:sz w:val="18"/>
+              </w:rPr>
+              <w:t>r3d_copy_visited / r3d_copy_blocked</w:t>
+            </w:r>
+          </w:p>
+        </w:tc>
+        <w:tc>
+          <w:tcPr>
+            <w:tcW w:type="dxa" w:w="4320"/>
+          </w:tcPr>
+          <w:p>
+            <w:r>
+              <w:rPr>
+                <w:rFonts w:ascii="Malgun Gothic" w:hAnsi="Malgun Gothic" w:eastAsia="Malgun Gothic"/>
+                <w:b w:val="0"/>
+                <w:sz w:val="18"/>
+              </w:rPr>
+              <w:t>방문(확장) 셀 / 점유 셀 복사 — 뷰어 방문맵·점유맵 가시화.</w:t>
+            </w:r>
+          </w:p>
+        </w:tc>
+      </w:tr>
     </w:tbl>
     <w:p>
       <w:r>
@@ -8689,7 +8753,7 @@
           <w:b w:val="0"/>
           <w:sz w:val="21"/>
         </w:rPr>
-        <w:t>검증: ctest capi 가 DLL 경유 골든03(5/5·28050mm) + 문자열 왕복 + 2000²×8 Sparse corridor 라우팅. ctest 8/8 통과.</w:t>
+        <w:t>검증: ctest capi 가 DLL 경유 골든03(5/5·28050mm) + 문자열 왕복 + 2000²×8 Sparse corridor 라우팅. rip-up 합성(1/2→2/2)도 별도 ctest. **ctest 9/9 통과**.</w:t>
       </w:r>
     </w:p>
     <w:p>
@@ -9000,7 +9064,206 @@
           </w:p>
         </w:tc>
       </w:tr>
+      <w:tr>
+        <w:tc>
+          <w:tcPr>
+            <w:tcW w:type="dxa" w:w="4320"/>
+          </w:tcPr>
+          <w:p>
+            <w:r>
+              <w:rPr>
+                <w:rFonts w:ascii="Consolas" w:hAnsi="Consolas" w:eastAsia="Malgun Gothic"/>
+                <w:b w:val="0"/>
+                <w:sz w:val="18"/>
+              </w:rPr>
+              <w:t>P3d UI 리스타일</w:t>
+            </w:r>
+          </w:p>
+        </w:tc>
+        <w:tc>
+          <w:tcPr>
+            <w:tcW w:type="dxa" w:w="4320"/>
+          </w:tcPr>
+          <w:p>
+            <w:r>
+              <w:rPr>
+                <w:rFonts w:ascii="Malgun Gothic" w:hAnsi="Malgun Gothic" w:eastAsia="Malgun Gothic"/>
+                <w:b w:val="0"/>
+                <w:sz w:val="18"/>
+              </w:rPr>
+              <w:t>SpaceAI 다크 팔레트 3-컬럼 + 🔍 라우팅 경로 검색 + 유틸리티 체크박스 필터(↔ 3D 동시 반영) + ↺ 전체보기.</w:t>
+            </w:r>
+          </w:p>
+        </w:tc>
+      </w:tr>
+      <w:tr>
+        <w:tc>
+          <w:tcPr>
+            <w:tcW w:type="dxa" w:w="4320"/>
+          </w:tcPr>
+          <w:p>
+            <w:r>
+              <w:rPr>
+                <w:rFonts w:ascii="Consolas" w:hAnsi="Consolas" w:eastAsia="Malgun Gothic"/>
+                <w:b w:val="0"/>
+                <w:sz w:val="18"/>
+              </w:rPr>
+              <w:t>P3e 3D 신규 레이어</w:t>
+            </w:r>
+          </w:p>
+        </w:tc>
+        <w:tc>
+          <w:tcPr>
+            <w:tcW w:type="dxa" w:w="4320"/>
+          </w:tcPr>
+          <w:p>
+            <w:r>
+              <w:rPr>
+                <w:rFonts w:ascii="Malgun Gothic" w:hAnsi="Malgun Gothic" w:eastAsia="Malgun Gothic"/>
+                <w:b w:val="0"/>
+                <w:sz w:val="18"/>
+              </w:rPr>
+              <w:t>복셀 전체맵(격자 BBOX) · 점유맵(voxelize된 블록 셀, ≥50k 자동 다운샘플) · 방문맵(A* 확장 셀, 유틸리티 색).</w:t>
+            </w:r>
+          </w:p>
+        </w:tc>
+      </w:tr>
+      <w:tr>
+        <w:tc>
+          <w:tcPr>
+            <w:tcW w:type="dxa" w:w="4320"/>
+          </w:tcPr>
+          <w:p>
+            <w:r>
+              <w:rPr>
+                <w:rFonts w:ascii="Consolas" w:hAnsi="Consolas" w:eastAsia="Malgun Gothic"/>
+                <w:b w:val="0"/>
+                <w:sz w:val="18"/>
+              </w:rPr>
+              <w:t>P3f DB 자동 로드</w:t>
+            </w:r>
+          </w:p>
+        </w:tc>
+        <w:tc>
+          <w:tcPr>
+            <w:tcW w:type="dxa" w:w="4320"/>
+          </w:tcPr>
+          <w:p>
+            <w:r>
+              <w:rPr>
+                <w:rFonts w:ascii="Malgun Gothic" w:hAnsi="Malgun Gothic" w:eastAsia="Malgun Gothic"/>
+                <w:b w:val="0"/>
+                <w:sz w:val="18"/>
+              </w:rPr>
+              <w:t>실행 시 AUTOROUTINGV7 자동 접속 → 프로젝트 콤보 → 장애물·PoC 페어 → 라우팅 → 전체보기.</w:t>
+            </w:r>
+          </w:p>
+        </w:tc>
+      </w:tr>
     </w:tbl>
+    <w:p>
+      <w:pPr>
+        <w:pStyle w:val="Heading3"/>
+      </w:pPr>
+      <w:r>
+        <w:rPr>
+          <w:rFonts w:ascii="Malgun Gothic" w:hAnsi="Malgun Gothic" w:eastAsia="Malgun Gothic"/>
+          <w:b/>
+          <w:color w:val="2E5496"/>
+          <w:sz w:val="22"/>
+        </w:rPr>
+        <w:t>P3e 가시화 레이어 데이터 흐름</w:t>
+      </w:r>
+    </w:p>
+    <w:p>
+      <w:r>
+        <w:rPr>
+          <w:rFonts w:ascii="Malgun Gothic" w:hAnsi="Malgun Gothic" w:eastAsia="Malgun Gothic"/>
+          <w:b w:val="0"/>
+          <w:sz w:val="21"/>
+        </w:rPr>
+        <w:t>엔진은 라우팅 중 collect_visited=on 으로 각 작업의 확장 셀을 dedupe(셀 단위 visited_seen 비트맵)해 AStarResult.visited 에 채운다. capi 가 R3dResult.visited_len 로 길이를 전달하고 r3d_copy_visited 로 (i,j,k) 배열을 콜러 버퍼에 복사. C# SceneViewModel 은 유틸리티 라벨별로 큐브를 머지(유틸당 12k 셀 상한 균등 다운샘플)하고 해당 배관의 유틸리티 색·alpha≈31% 로 그린다. 점유맵은 r3d_copy_blocked 로 현재 doc 의 voxelize 된 블록 셀 인덱스를 받아 옅은 청회색 큐브로.</w:t>
+      </w:r>
+    </w:p>
+    <w:p>
+      <w:pPr>
+        <w:pStyle w:val="Heading3"/>
+      </w:pPr>
+      <w:r>
+        <w:rPr>
+          <w:rFonts w:ascii="Malgun Gothic" w:hAnsi="Malgun Gothic" w:eastAsia="Malgun Gothic"/>
+          <w:b/>
+          <w:color w:val="2E5496"/>
+          <w:sz w:val="22"/>
+        </w:rPr>
+        <w:t>P3f DB 자동 로드 흐름</w:t>
+      </w:r>
+    </w:p>
+    <w:p>
+      <w:pPr>
+        <w:pStyle w:val="ListBullet"/>
+      </w:pPr>
+      <w:r>
+        <w:rPr>
+          <w:rFonts w:ascii="Malgun Gothic" w:hAnsi="Malgun Gothic" w:eastAsia="Malgun Gothic"/>
+          <w:b w:val="0"/>
+          <w:sz w:val="21"/>
+        </w:rPr>
+        <w:t>Npgsql 8.0.4. 기본 localhost:5432/AUTOROUTINGV7/postgres/dinno. PGHOST 등 env 우선.</w:t>
+      </w:r>
+    </w:p>
+    <w:p>
+      <w:pPr>
+        <w:pStyle w:val="ListBullet"/>
+      </w:pPr>
+      <w:r>
+        <w:rPr>
+          <w:rFonts w:ascii="Malgun Gothic" w:hAnsi="Malgun Gothic" w:eastAsia="Malgun Gothic"/>
+          <w:b w:val="0"/>
+          <w:sz w:val="21"/>
+        </w:rPr>
+        <w:t>ListProjects: SELECT project_id, source_file, process, equipment_code FROM space_project_map.</w:t>
+      </w:r>
+    </w:p>
+    <w:p>
+      <w:pPr>
+        <w:pStyle w:val="ListBullet"/>
+      </w:pPr>
+      <w:r>
+        <w:rPr>
+          <w:rFonts w:ascii="Malgun Gothic" w:hAnsi="Malgun Gothic" w:eastAsia="Malgun Gothic"/>
+          <w:b w:val="0"/>
+          <w:sz w:val="21"/>
+        </w:rPr>
+        <w:t>LoadScene(project_id, cellMm): project_id→source_file → TB_BIM_OBSTACLES AABB + TB_BIM_EQUIPMENT(IS_MAIN)의 POC_LIST jsonb (System.Text.Json) → start/end PoC 페어. 격자=장애물 BBOX → ceil((hi-lo)/cell).</w:t>
+      </w:r>
+    </w:p>
+    <w:p>
+      <w:pPr>
+        <w:pStyle w:val="ListBullet"/>
+      </w:pPr>
+      <w:r>
+        <w:rPr>
+          <w:rFonts w:ascii="Malgun Gothic" w:hAnsi="Malgun Gothic" w:eastAsia="Malgun Gothic"/>
+          <w:b w:val="0"/>
+          <w:sz w:val="21"/>
+        </w:rPr>
+        <w:t>SceneViewModel.SelectedProject set 이 자동으로 LoadFromDb → 엔진 적재 → RouteMulti → SceneRebuilt → ZoomExtents.</w:t>
+      </w:r>
+    </w:p>
+    <w:p>
+      <w:pPr>
+        <w:pStyle w:val="ListBullet"/>
+      </w:pPr>
+      <w:r>
+        <w:rPr>
+          <w:rFonts w:ascii="Malgun Gothic" w:hAnsi="Malgun Gothic" w:eastAsia="Malgun Gothic"/>
+          <w:b w:val="0"/>
+          <w:sz w:val="21"/>
+        </w:rPr>
+        <w:t>scene.txt 인자 없으면 LoadProjects → 자동 선택. DB 실패 시 LoadDemo 폴백.</w:t>
+      </w:r>
+    </w:p>
     <w:p>
       <w:pPr>
         <w:pStyle w:val="Heading2"/>
@@ -9173,7 +9436,7 @@
           <w:b w:val="0"/>
           <w:sz w:val="21"/>
         </w:rPr>
-        <w:t>→ Python 원형 → C++ 엔진 → C# 뷰어까지 완전 동일 결과. cell=200 동일 파일에서도 셋 다 77/208·1,532,800mm 로 일치(격자 해상도에 따라 성공 수가 달라지므로 같은 파일끼리 비교).</w:t>
+        <w:t>→ Python 원형 → C++ 엔진 → C# 뷰어까지 완전 동일 결과. cell=200 동일 파일에서도 셋 다 77/208·1,532,800mm 로 일치(격자 해상도에 따라 성공 수가 달라지므로 같은 파일끼리 비교). cell=200 에서는 rip-up 이 77→80(+3) 으로 실데이터 개선도 실측됨(회귀 리포트 §4).</w:t>
       </w:r>
     </w:p>
     <w:p>
@@ -9318,7 +9581,7 @@
           <w:b w:val="0"/>
           <w:sz w:val="21"/>
         </w:rPr>
-        <w:t>Phase 3: C++ 엔진(코어 + OpenVDB + 계층 corridor + FCL + rip-up + pybind11 + CLI) 구현, ctest 8/8 통과.</w:t>
+        <w:t>Phase 3: C++ 엔진(코어 + OpenVDB + 계층 corridor + FCL + rip-up + pybind11 + CLI) 구현, ctest 9/9 통과.</w:t>
       </w:r>
     </w:p>
     <w:p>
@@ -9331,7 +9594,33 @@
           <w:b w:val="0"/>
           <w:sz w:val="21"/>
         </w:rPr>
-        <w:t>C# 인터롭: C ABI DLL + HelixToolkit 뷰어(P0~P3c). 실 DB 데이터로 Python=C++=C# 결과 일치 교차검증.</w:t>
+        <w:t>Step 3.12 회귀 리포트: 표준 벤치(골든 3종 + rip-up 합성 + project6 실데이터) 자동 측정·기대치 비교 → 골든 3/3 PASS, rip-up 합성 1/2→2/2, project6 cell=200에서 rip-up 77→80(+3) 실데이터 개선 실증.</w:t>
+      </w:r>
+    </w:p>
+    <w:p>
+      <w:pPr>
+        <w:pStyle w:val="ListBullet"/>
+      </w:pPr>
+      <w:r>
+        <w:rPr>
+          <w:rFonts w:ascii="Malgun Gothic" w:hAnsi="Malgun Gothic" w:eastAsia="Malgun Gothic"/>
+          <w:b w:val="0"/>
+          <w:sz w:val="21"/>
+        </w:rPr>
+        <w:t>C# 인터롭: C ABI DLL + HelixToolkit 뷰어 P0~P3f. SpaceAI 다크 UI/검색/필터/전체보기, 3D 신규 레이어 3종(복셀 전체맵·점유맵·방문맵), 실행 시 PostgreSQL 자동 로드.</w:t>
+      </w:r>
+    </w:p>
+    <w:p>
+      <w:pPr>
+        <w:pStyle w:val="ListBullet"/>
+      </w:pPr>
+      <w:r>
+        <w:rPr>
+          <w:rFonts w:ascii="Malgun Gothic" w:hAnsi="Malgun Gothic" w:eastAsia="Malgun Gothic"/>
+          <w:b w:val="0"/>
+          <w:sz w:val="21"/>
+        </w:rPr>
+        <w:t>실데이터 교차검증: project6 cell=100 동일 파일에서 Python·C++·C# 모두 194/208·총 3,400,800mm 완전 일치.</w:t>
       </w:r>
     </w:p>
     <w:p>
@@ -9619,7 +9908,7 @@
                 <w:b w:val="0"/>
                 <w:sz w:val="18"/>
               </w:rPr>
-              <w:t>구현·교차검증 완료(합성 +1 실증). 잔여: 접근불가(매장 PoC)는 PoC 전처리/스냅 확장, 혼잡은 비용기반 negotiated-congestion/CBS 로 추가 개선.</w:t>
+              <w:t>구현·교차검증 완료. 잔여: 접근불가(매장 PoC) PoC 전처리/스냅 확장, 혼잡은 비용기반 negotiated-congestion/CBS 로 추가 개선 여지.</w:t>
             </w:r>
           </w:p>
         </w:tc>
@@ -9683,7 +9972,7 @@
                 <w:b w:val="0"/>
                 <w:sz w:val="18"/>
               </w:rPr>
-              <w:t>표준 벤치 셋(골든 3종 + project6 + 8,000m 합성)의 성능·정확도 리포트.</w:t>
+              <w:t>구현 완료 — docs/routing3d_regression_report.{docx,pdf} 생성기로 재생성.</w:t>
             </w:r>
           </w:p>
         </w:tc>
@@ -9728,7 +10017,7 @@
           <w:b w:val="0"/>
           <w:sz w:val="21"/>
         </w:rPr>
-        <w:t>본 보고서는 2026-05-29 시점의 구현을 기준으로 한다. 최신 상태는 코드와 git 이력이 정답이다.</w:t>
+        <w:t>본 보고서는 2026-05-30 시점의 구현을 기준으로 한다. 최신 상태는 코드와 git 이력이 정답이다.</w:t>
       </w:r>
     </w:p>
     <w:sectPr>

--- a/docs/routing3d_dev_report.docx
+++ b/docs/routing3d_dev_report.docx
@@ -8370,7 +8370,7 @@
           <w:b w:val="0"/>
           <w:sz w:val="21"/>
         </w:rPr>
-        <w:t>엔진은 C++ 로 두고 가시화를 C#(WPF + HelixToolkit)로 구현한다. C++ 코어를 의존성 없는 단일 DLL(C ABI)로 노출하고, C# 가 P/Invoke 로 호출해 라우팅 결과를 3D 로 그린다. 단계 P0(DLL) → P1(뷰어) → P2(인터랙티브) → P3a(뷰어 기능) → P3b(대형장면 corridor) → P3c(scene.txt CLI/--selftest) → P3d(SpaceAI 다크 UI·검색·필터·전체보기) → P3e(3D 신규 레이어 3종: 복셀 전체맵/점유맵/방문맵) → P3f(PostgreSQL 자동 로드).</w:t>
+        <w:t>엔진은 C++ 로 두고 가시화를 C#(WPF + HelixToolkit)로 구현한다. C++ 코어를 의존성 없는 단일 DLL(C ABI)로 노출하고, C# 가 P/Invoke 로 호출해 라우팅 결과를 3D 로 그린다. 단계 P0(DLL) → P1(뷰어) → P2(인터랙티브) → P3a(뷰어 기능) → P3b(대형장면 corridor) → P3c(scene.txt CLI/--selftest) → P3d(SpaceAI 다크 UI·검색·필터·전체보기) → P3e(3D 신규 레이어 3종: 복셀 전체맵/점유맵/방문맵) → P3f(PostgreSQL 자동 로드) → P3g(워크플로 재설계: 비동기 로드·장애물 우선·탐색범위 선택·드릴다운) → P3h(DB 레이어 확장: 장비·레터럴/덕트·공간영역) → P3i(단계별 A* 탐색 시각화).</w:t>
       </w:r>
     </w:p>
     <w:p>
@@ -9160,6 +9160,102 @@
           </w:p>
         </w:tc>
       </w:tr>
+      <w:tr>
+        <w:tc>
+          <w:tcPr>
+            <w:tcW w:type="dxa" w:w="4320"/>
+          </w:tcPr>
+          <w:p>
+            <w:r>
+              <w:rPr>
+                <w:rFonts w:ascii="Consolas" w:hAnsi="Consolas" w:eastAsia="Malgun Gothic"/>
+                <w:b w:val="0"/>
+                <w:sz w:val="18"/>
+              </w:rPr>
+              <w:t>P3g 워크플로 재설계</w:t>
+            </w:r>
+          </w:p>
+        </w:tc>
+        <w:tc>
+          <w:tcPr>
+            <w:tcW w:type="dxa" w:w="4320"/>
+          </w:tcPr>
+          <w:p>
+            <w:r>
+              <w:rPr>
+                <w:rFonts w:ascii="Malgun Gothic" w:hAnsi="Malgun Gothic" w:eastAsia="Malgun Gothic"/>
+                <w:b w:val="0"/>
+                <w:sz w:val="18"/>
+              </w:rPr>
+              <w:t>창 즉시 표시 + DB 비동기 로드(UI 비차단). 프로젝트 선택 시 장애물만 표시(자동 라우팅 제거) → 탐색 범위(모두/유틸리티그룹별/유틸리티별) 선택 실행. 좌측 드릴다운(그룹→유틸→개별 PoC, PoC 선택 3D 강조).</w:t>
+            </w:r>
+          </w:p>
+        </w:tc>
+      </w:tr>
+      <w:tr>
+        <w:tc>
+          <w:tcPr>
+            <w:tcW w:type="dxa" w:w="4320"/>
+          </w:tcPr>
+          <w:p>
+            <w:r>
+              <w:rPr>
+                <w:rFonts w:ascii="Consolas" w:hAnsi="Consolas" w:eastAsia="Malgun Gothic"/>
+                <w:b w:val="0"/>
+                <w:sz w:val="18"/>
+              </w:rPr>
+              <w:t>P3h DB 레이어 확장</w:t>
+            </w:r>
+          </w:p>
+        </w:tc>
+        <w:tc>
+          <w:tcPr>
+            <w:tcW w:type="dxa" w:w="4320"/>
+          </w:tcPr>
+          <w:p>
+            <w:r>
+              <w:rPr>
+                <w:rFonts w:ascii="Malgun Gothic" w:hAnsi="Malgun Gothic" w:eastAsia="Malgun Gothic"/>
+                <w:b w:val="0"/>
+                <w:sz w:val="18"/>
+              </w:rPr>
+              <w:t>장비(TB_BIM_EQUIPMENT, 메인/서브 색) · 레터럴/덕트(TB_DUCT_LATERAL, CATEGORY별 토글) · 공간영역(TB_BIM_SPACE_INFO.LEVEL_NAME=CR/A/F/CSF, 와이어+텍스트 라벨). PoC 이름 로드. 점유맵 빈틈없는 큐브+원본/샘플 토글. 바닥격자 씬 정렬로 객체 중앙 정렬.</w:t>
+            </w:r>
+          </w:p>
+        </w:tc>
+      </w:tr>
+      <w:tr>
+        <w:tc>
+          <w:tcPr>
+            <w:tcW w:type="dxa" w:w="4320"/>
+          </w:tcPr>
+          <w:p>
+            <w:r>
+              <w:rPr>
+                <w:rFonts w:ascii="Consolas" w:hAnsi="Consolas" w:eastAsia="Malgun Gothic"/>
+                <w:b w:val="0"/>
+                <w:sz w:val="18"/>
+              </w:rPr>
+              <w:t>P3i 탐색 시각화</w:t>
+            </w:r>
+          </w:p>
+        </w:tc>
+        <w:tc>
+          <w:tcPr>
+            <w:tcW w:type="dxa" w:w="4320"/>
+          </w:tcPr>
+          <w:p>
+            <w:r>
+              <w:rPr>
+                <w:rFonts w:ascii="Malgun Gothic" w:hAnsi="Malgun Gothic" w:eastAsia="Malgun Gothic"/>
+                <w:b w:val="0"/>
+                <w:sz w:val="18"/>
+              </w:rPr>
+              <w:t>선택 배관 단계별 A* 애니메이션(방문셀 확장순서로 점진 표시→경로 회피 과정). 경로 방향전환(꺾임) 마젠타 마커 + 우측 구간 단계 리스트(방향·길이, 클릭 시 카메라 이동).</w:t>
+            </w:r>
+          </w:p>
+        </w:tc>
+      </w:tr>
     </w:tbl>
     <w:p>
       <w:pPr>
@@ -9262,6 +9358,149 @@
           <w:sz w:val="21"/>
         </w:rPr>
         <w:t>scene.txt 인자 없으면 LoadProjects → 자동 선택. DB 실패 시 LoadDemo 폴백.</w:t>
+      </w:r>
+    </w:p>
+    <w:p>
+      <w:pPr>
+        <w:pStyle w:val="Heading3"/>
+      </w:pPr>
+      <w:r>
+        <w:rPr>
+          <w:rFonts w:ascii="Malgun Gothic" w:hAnsi="Malgun Gothic" w:eastAsia="Malgun Gothic"/>
+          <w:b/>
+          <w:color w:val="2E5496"/>
+          <w:sz w:val="22"/>
+        </w:rPr>
+        <w:t>P3g 워크플로 재설계 (UX)</w:t>
+      </w:r>
+    </w:p>
+    <w:p>
+      <w:pPr>
+        <w:pStyle w:val="ListBullet"/>
+      </w:pPr>
+      <w:r>
+        <w:rPr>
+          <w:rFonts w:ascii="Malgun Gothic" w:hAnsi="Malgun Gothic" w:eastAsia="Malgun Gothic"/>
+          <w:b w:val="0"/>
+          <w:sz w:val="21"/>
+        </w:rPr>
+        <w:t>비동기 로드: MainWindow.ContentRendered 후 RunStartupLoadAsync 가 DB 목록/로드를 수행하고 무거운 RouteMulti 는 Task.Run(백그라운드) → 창이 즉시 뜨고 UI 가 멈추지 않음(이전엔 첫 라우팅이 끝나야 창 표시).</w:t>
+      </w:r>
+    </w:p>
+    <w:p>
+      <w:pPr>
+        <w:pStyle w:val="ListBullet"/>
+      </w:pPr>
+      <w:r>
+        <w:rPr>
+          <w:rFonts w:ascii="Malgun Gothic" w:hAnsi="Malgun Gothic" w:eastAsia="Malgun Gothic"/>
+          <w:b w:val="0"/>
+          <w:sz w:val="21"/>
+        </w:rPr>
+        <w:t>프로젝트 선택 시 장애물·격자만 로드해 전체화면 표시(자동 라우팅 제거). 상단 '탐색 범위' 콤보(모두/유틸리티그룹별/유틸리티별)와 대상 콤보로 부분집합을 골라 '경로 탐색 실행'. 부분집합은 엔진을 해당 작업만으로 재구성해 route_multi → 결과 경로를 행에 캐시(렌더는 엔진 상태와 분리).</w:t>
+      </w:r>
+    </w:p>
+    <w:p>
+      <w:pPr>
+        <w:pStyle w:val="ListBullet"/>
+      </w:pPr>
+      <w:r>
+        <w:rPr>
+          <w:rFonts w:ascii="Malgun Gothic" w:hAnsi="Malgun Gothic" w:eastAsia="Malgun Gothic"/>
+          <w:b w:val="0"/>
+          <w:sz w:val="21"/>
+        </w:rPr>
+        <w:t>좌측 패널 드릴다운: 유틸리티 그룹 → 유틸리티 → 개별 PoC(POC_LIST.name/endName). PoC 선택 시 시작/끝점을 3D 마커로 강조. 드릴다운 선택이 상단 탐색 범위/대상을 자동 설정.</w:t>
+      </w:r>
+    </w:p>
+    <w:p>
+      <w:pPr>
+        <w:pStyle w:val="Heading3"/>
+      </w:pPr>
+      <w:r>
+        <w:rPr>
+          <w:rFonts w:ascii="Malgun Gothic" w:hAnsi="Malgun Gothic" w:eastAsia="Malgun Gothic"/>
+          <w:b/>
+          <w:color w:val="2E5496"/>
+          <w:sz w:val="22"/>
+        </w:rPr>
+        <w:t>P3h DB 레이어 확장 / 점유맵 충실도 / 중앙 정렬</w:t>
+      </w:r>
+    </w:p>
+    <w:p>
+      <w:pPr>
+        <w:pStyle w:val="ListBullet"/>
+      </w:pPr>
+      <w:r>
+        <w:rPr>
+          <w:rFonts w:ascii="Malgun Gothic" w:hAnsi="Malgun Gothic" w:eastAsia="Malgun Gothic"/>
+          <w:b w:val="0"/>
+          <w:sz w:val="21"/>
+        </w:rPr>
+        <w:t>장비: TB_BIM_EQUIPMENT(SOURCE_FILE 조건 전체) MIN~MAX → 메인(IS_MAIN, 진한 주황)/서브(옅은 주황) 큐브.</w:t>
+      </w:r>
+    </w:p>
+    <w:p>
+      <w:pPr>
+        <w:pStyle w:val="ListBullet"/>
+      </w:pPr>
+      <w:r>
+        <w:rPr>
+          <w:rFonts w:ascii="Malgun Gothic" w:hAnsi="Malgun Gothic" w:eastAsia="Malgun Gothic"/>
+          <w:b w:val="0"/>
+          <w:sz w:val="21"/>
+        </w:rPr>
+        <w:t>레터럴/덕트: TB_DUCT_LATERAL 한 테이블에 CATEGORY(LATERAL|DUCT)·UTILITY 보유 → 레터럴=초록·덕트=청색, 각각 별도 토글. 두께 0(굽힘) 박스는 렌더 시 최소 40mm 클램프.</w:t>
+      </w:r>
+    </w:p>
+    <w:p>
+      <w:pPr>
+        <w:pStyle w:val="ListBullet"/>
+      </w:pPr>
+      <w:r>
+        <w:rPr>
+          <w:rFonts w:ascii="Malgun Gothic" w:hAnsi="Malgun Gothic" w:eastAsia="Malgun Gothic"/>
+          <w:b w:val="0"/>
+          <w:sz w:val="21"/>
+        </w:rPr>
+        <w:t>공간 영역: TB_BIM_SPACE_INFO.LEVEL_NAME(CR/A/F/CSF)·MIN~MAX → 영역별 색 와이어프레임 + BillboardText 라벨(영역 바깥, 작은 글씨). 프로젝트마다 3층이 Z로 적층.</w:t>
+      </w:r>
+    </w:p>
+    <w:p>
+      <w:pPr>
+        <w:pStyle w:val="ListBullet"/>
+      </w:pPr>
+      <w:r>
+        <w:rPr>
+          <w:rFonts w:ascii="Malgun Gothic" w:hAnsi="Malgun Gothic" w:eastAsia="Malgun Gothic"/>
+          <w:b w:val="0"/>
+          <w:sz w:val="21"/>
+        </w:rPr>
+        <w:t>점유맵: 셀 크기 큐브로 맞닿게 그려 빈틈 제거 + 원본/샘플(상한 15만) 해상도 토글. 바닥격자(GridLinesVisual3D)를 씬 좌표(origin/extent)에 맞춰 ZoomExtents 오정렬을 바로잡아 객체를 중앙에 표시.</w:t>
+      </w:r>
+    </w:p>
+    <w:p>
+      <w:pPr>
+        <w:pStyle w:val="Heading3"/>
+      </w:pPr>
+      <w:r>
+        <w:rPr>
+          <w:rFonts w:ascii="Malgun Gothic" w:hAnsi="Malgun Gothic" w:eastAsia="Malgun Gothic"/>
+          <w:b/>
+          <w:color w:val="2E5496"/>
+          <w:sz w:val="22"/>
+        </w:rPr>
+        <w:t>P3i 단계별 A* 탐색 시각화</w:t>
+      </w:r>
+    </w:p>
+    <w:p>
+      <w:r>
+        <w:rPr>
+          <w:rFonts w:ascii="Malgun Gothic" w:hAnsi="Malgun Gothic" w:eastAsia="Malgun Gothic"/>
+          <w:b w:val="0"/>
+          <w:sz w:val="21"/>
+        </w:rPr>
+        <w:t>엔진이 방문 셀을 A* 확장 순서대로(AStarResult.visited push 순서) 저장하는 점을 이용해, 선택 배관의 탐색 과정을 재생한다. r3d_copy_visited 로 받은 방문 셀을 DispatcherTimer 로 확장 순서대로 점진 표시(점유맵을 켜 회피 대상을 함께 보임)하고, 종료 후 최종 경로를 드러낸다. 또한 경로를 직선 구간으로 나눠 방향이 바뀌는 꺾임점을 마젠타 마커로 찍고, 우측 패널에 구간(단계) 리스트(방향 수직/수평·길이)를 표시해 항목 클릭 시 그 위치로 카메라를 이동한다.</w:t>
       </w:r>
     </w:p>
     <w:p>
@@ -9607,7 +9846,7 @@
           <w:b w:val="0"/>
           <w:sz w:val="21"/>
         </w:rPr>
-        <w:t>C# 인터롭: C ABI DLL + HelixToolkit 뷰어 P0~P3f. SpaceAI 다크 UI/검색/필터/전체보기, 3D 신규 레이어 3종(복셀 전체맵·점유맵·방문맵), 실행 시 PostgreSQL 자동 로드.</w:t>
+        <w:t>C# 인터롭: C ABI DLL + HelixToolkit 뷰어 P0~P3i. SpaceAI 다크 UI/검색/필터/전체보기, 3D 레이어(복셀 전체맵·점유맵·방문맵·장비·레터럴/덕트·공간영역), PostgreSQL 자동 로드, 비동기 로드+장애물 우선 표시+탐색범위/드릴다운 워크플로, 선택 배관 단계별 A* 탐색 애니메이션·꺾임 구간 리스트.</w:t>
       </w:r>
     </w:p>
     <w:p>

--- a/docs/routing3d_dev_report.docx
+++ b/docs/routing3d_dev_report.docx
@@ -166,7 +166,20 @@
           <w:b w:val="0"/>
           <w:sz w:val="21"/>
         </w:rPr>
-        <w:t>6. 전체 결과 요약 및 향후 과제</w:t>
+        <w:t>6. 기존설계 패턴 학습(pgvector) — 동기/데이터(6.1) · 학습 파이프라인(6.2) · 추론·적용 L2a/전처리/L2b(6.3) · 실측(6.4)</w:t>
+      </w:r>
+    </w:p>
+    <w:p>
+      <w:pPr>
+        <w:pStyle w:val="ListBullet"/>
+      </w:pPr>
+      <w:r>
+        <w:rPr>
+          <w:rFonts w:ascii="Malgun Gothic" w:hAnsi="Malgun Gothic" w:eastAsia="Malgun Gothic"/>
+          <w:b w:val="0"/>
+          <w:sz w:val="21"/>
+        </w:rPr>
+        <w:t>7. 전체 결과 요약 및 향후 과제</w:t>
       </w:r>
     </w:p>
     <w:p>
@@ -9767,7 +9780,17 @@
           <w:color w:val="1F3864"/>
           <w:sz w:val="30"/>
         </w:rPr>
-        <w:t>6. 전체 결과 요약 및 향후 과제</w:t>
+        <w:t>6. 기존설계 패턴 학습 (pgvector)</w:t>
+      </w:r>
+    </w:p>
+    <w:p>
+      <w:r>
+        <w:rPr>
+          <w:rFonts w:ascii="Malgun Gothic" w:hAnsi="Malgun Gothic" w:eastAsia="Malgun Gothic"/>
+          <w:b w:val="0"/>
+          <w:sz w:val="21"/>
+        </w:rPr>
+        <w:t>사람이 설계한 기존배관(TB_ROUTE_PATH)의 형상을 학습해 자동라우팅에 활용한다. 핵심 통찰은 경로의 품질·실패가 거의 양 끝 '스텁'(장비 출발부 / 덕트·레터럴 진입부)에서 결정된다는 것 — 중간 구간은 대개 자유공간 직선이다. 따라서 양 끝 스텁의 형상을 (장비·유틸리티)·(덕트·유틸리티) 키로 학습해 그 형상을 자동라우팅의 출발/종단 처리에 반영한다. DB 에 설치된 pgvector 를 스텁 표본의 벡터 저장·검색에 사용한다. 본 기능은 엔진 골든 결과를 바꾸지 않는다(회랑은 w_corridor&gt;0 일 때만 동작, 기본 경로는 바이트 불변).</w:t>
       </w:r>
     </w:p>
     <w:p>
@@ -9781,100 +9804,269 @@
           <w:color w:val="2E5496"/>
           <w:sz w:val="25"/>
         </w:rPr>
-        <w:t>6.1 달성 요약</w:t>
+        <w:t>6.1 동기 · 데이터</w:t>
       </w:r>
     </w:p>
     <w:p>
-      <w:pPr>
-        <w:pStyle w:val="ListBullet"/>
-      </w:pPr>
       <w:r>
         <w:rPr>
           <w:rFonts w:ascii="Malgun Gothic" w:hAnsi="Malgun Gothic" w:eastAsia="Malgun Gothic"/>
           <w:b w:val="0"/>
           <w:sz w:val="21"/>
         </w:rPr>
-        <w:t>Phase 1: Python 알고리즘(점유맵·A*·비용·다중배관·scene.txt·시각화·회귀 골든셋) 완료, pytest 203 통과.</w:t>
+        <w:t>덕트 상부 PoC 로 가야 할 배관이 덕트를 관통하던 문제를 기하 규칙(설비/덕트 항상 솔리드 + PoC 표면 투영 + 가중 A*)으로 먼저 해결했는데, 이 규칙들은 사실 '사람이 보면 당연한' 출발/종단 형상을 손으로 코딩한 고정 규칙이다. 기존 설계배관에는 그런 형상이 수천 개 들어 있으므로, 이를 학습해 일반화하면 고정 규칙이 놓치는 코너 케이스를 메우고 결과를 사람 설계에 수렴시킬 수 있다.</w:t>
       </w:r>
     </w:p>
-    <w:p>
-      <w:pPr>
-        <w:pStyle w:val="ListBullet"/>
-      </w:pPr>
-      <w:r>
-        <w:rPr>
-          <w:rFonts w:ascii="Malgun Gothic" w:hAnsi="Malgun Gothic" w:eastAsia="Malgun Gothic"/>
-          <w:b w:val="0"/>
-          <w:sz w:val="21"/>
-        </w:rPr>
-        <w:t>Phase 2: 알고리즘/포맷/골든셋/성능목표 명세 동결, 계약(불변식) 확정.</w:t>
-      </w:r>
-    </w:p>
-    <w:p>
-      <w:pPr>
-        <w:pStyle w:val="ListBullet"/>
-      </w:pPr>
-      <w:r>
-        <w:rPr>
-          <w:rFonts w:ascii="Malgun Gothic" w:hAnsi="Malgun Gothic" w:eastAsia="Malgun Gothic"/>
-          <w:b w:val="0"/>
-          <w:sz w:val="21"/>
-        </w:rPr>
-        <w:t>Phase 3: C++ 엔진(코어 + OpenVDB + 계층 corridor + FCL + rip-up + pybind11 + CLI) 구현, ctest 9/9 통과.</w:t>
-      </w:r>
-    </w:p>
-    <w:p>
-      <w:pPr>
-        <w:pStyle w:val="ListBullet"/>
-      </w:pPr>
-      <w:r>
-        <w:rPr>
-          <w:rFonts w:ascii="Malgun Gothic" w:hAnsi="Malgun Gothic" w:eastAsia="Malgun Gothic"/>
-          <w:b w:val="0"/>
-          <w:sz w:val="21"/>
-        </w:rPr>
-        <w:t>Step 3.12 회귀 리포트: 표준 벤치(골든 3종 + rip-up 합성 + project6 실데이터) 자동 측정·기대치 비교 → 골든 3/3 PASS, rip-up 합성 1/2→2/2, project6 cell=200에서 rip-up 77→80(+3) 실데이터 개선 실증.</w:t>
-      </w:r>
-    </w:p>
-    <w:p>
-      <w:pPr>
-        <w:pStyle w:val="ListBullet"/>
-      </w:pPr>
-      <w:r>
-        <w:rPr>
-          <w:rFonts w:ascii="Malgun Gothic" w:hAnsi="Malgun Gothic" w:eastAsia="Malgun Gothic"/>
-          <w:b w:val="0"/>
-          <w:sz w:val="21"/>
-        </w:rPr>
-        <w:t>C# 인터롭: C ABI DLL + HelixToolkit 뷰어 P0~P3i. SpaceAI 다크 UI/검색/필터/전체보기, 3D 레이어(복셀 전체맵·점유맵·방문맵·장비·레터럴/덕트·공간영역), PostgreSQL 자동 로드, 비동기 로드+장애물 우선 표시+탐색범위/드릴다운 워크플로, 선택 배관 단계별 A* 탐색 애니메이션·꺾임 구간 리스트.</w:t>
-      </w:r>
-    </w:p>
-    <w:p>
-      <w:pPr>
-        <w:pStyle w:val="ListBullet"/>
-      </w:pPr>
-      <w:r>
-        <w:rPr>
-          <w:rFonts w:ascii="Malgun Gothic" w:hAnsi="Malgun Gothic" w:eastAsia="Malgun Gothic"/>
-          <w:b w:val="0"/>
-          <w:sz w:val="21"/>
-        </w:rPr>
-        <w:t>실데이터 교차검증: project6 cell=100 동일 파일에서 Python·C++·C# 모두 194/208·총 3,400,800mm 완전 일치.</w:t>
-      </w:r>
-    </w:p>
-    <w:p>
-      <w:pPr>
-        <w:pStyle w:val="ListBullet"/>
-      </w:pPr>
-      <w:r>
-        <w:rPr>
-          <w:rFonts w:ascii="Malgun Gothic" w:hAnsi="Malgun Gothic" w:eastAsia="Malgun Gothic"/>
-          <w:b w:val="0"/>
-          <w:sz w:val="21"/>
-        </w:rPr>
-        <w:t>교차검증: 골든 01/02/03 을 expanded_nodes 까지 Python 과 정확 일치(세 백엔드 동일).</w:t>
-      </w:r>
-    </w:p>
+    <w:tbl>
+      <w:tblPr>
+        <w:tblStyle w:val="TableGrid"/>
+        <w:tblW w:type="auto" w:w="0"/>
+        <w:tblLook w:firstColumn="1" w:firstRow="1" w:lastColumn="0" w:lastRow="0" w:noHBand="0" w:noVBand="1" w:val="04A0"/>
+      </w:tblPr>
+      <w:tblGrid>
+        <w:gridCol w:w="2880"/>
+        <w:gridCol w:w="2880"/>
+        <w:gridCol w:w="2880"/>
+      </w:tblGrid>
+      <w:tr>
+        <w:tc>
+          <w:tcPr>
+            <w:tcW w:type="dxa" w:w="2880"/>
+            <w:shd w:val="clear" w:color="auto" w:fill="D9E2F3"/>
+          </w:tcPr>
+          <w:p>
+            <w:r>
+              <w:rPr>
+                <w:rFonts w:ascii="Malgun Gothic" w:hAnsi="Malgun Gothic" w:eastAsia="Malgun Gothic"/>
+                <w:b/>
+                <w:sz w:val="19"/>
+              </w:rPr>
+              <w:t>소스</w:t>
+            </w:r>
+          </w:p>
+        </w:tc>
+        <w:tc>
+          <w:tcPr>
+            <w:tcW w:type="dxa" w:w="2880"/>
+            <w:shd w:val="clear" w:color="auto" w:fill="D9E2F3"/>
+          </w:tcPr>
+          <w:p>
+            <w:r>
+              <w:rPr>
+                <w:rFonts w:ascii="Malgun Gothic" w:hAnsi="Malgun Gothic" w:eastAsia="Malgun Gothic"/>
+                <w:b/>
+                <w:sz w:val="19"/>
+              </w:rPr>
+              <w:t>내용</w:t>
+            </w:r>
+          </w:p>
+        </w:tc>
+        <w:tc>
+          <w:tcPr>
+            <w:tcW w:type="dxa" w:w="2880"/>
+            <w:shd w:val="clear" w:color="auto" w:fill="D9E2F3"/>
+          </w:tcPr>
+          <w:p>
+            <w:r>
+              <w:rPr>
+                <w:rFonts w:ascii="Malgun Gothic" w:hAnsi="Malgun Gothic" w:eastAsia="Malgun Gothic"/>
+                <w:b/>
+                <w:sz w:val="19"/>
+              </w:rPr>
+              <w:t>학습에서의 역할</w:t>
+            </w:r>
+          </w:p>
+        </w:tc>
+      </w:tr>
+      <w:tr>
+        <w:tc>
+          <w:tcPr>
+            <w:tcW w:type="dxa" w:w="2880"/>
+          </w:tcPr>
+          <w:p>
+            <w:r>
+              <w:rPr>
+                <w:rFonts w:ascii="Consolas" w:hAnsi="Consolas" w:eastAsia="Malgun Gothic"/>
+                <w:b w:val="0"/>
+                <w:sz w:val="18"/>
+              </w:rPr>
+              <w:t>TB_ROUTE_PATH (+SEGMENTS/DETAIL)</w:t>
+            </w:r>
+          </w:p>
+        </w:tc>
+        <w:tc>
+          <w:tcPr>
+            <w:tcW w:type="dxa" w:w="2880"/>
+          </w:tcPr>
+          <w:p>
+            <w:r>
+              <w:rPr>
+                <w:rFonts w:ascii="Malgun Gothic" w:hAnsi="Malgun Gothic" w:eastAsia="Malgun Gothic"/>
+                <w:b w:val="0"/>
+                <w:sz w:val="18"/>
+              </w:rPr>
+              <w:t>기존 설계배관 폴리라인 + 양 끝 PoC + 유틸/그룹/호칭경</w:t>
+            </w:r>
+          </w:p>
+        </w:tc>
+        <w:tc>
+          <w:tcPr>
+            <w:tcW w:type="dxa" w:w="2880"/>
+          </w:tcPr>
+          <w:p>
+            <w:r>
+              <w:rPr>
+                <w:rFonts w:ascii="Malgun Gothic" w:hAnsi="Malgun Gothic" w:eastAsia="Malgun Gothic"/>
+                <w:b w:val="0"/>
+                <w:sz w:val="18"/>
+              </w:rPr>
+              <w:t>지도학습 라벨(정답 경로). 양 끝 스텁 추출 원천.</w:t>
+            </w:r>
+          </w:p>
+        </w:tc>
+      </w:tr>
+      <w:tr>
+        <w:tc>
+          <w:tcPr>
+            <w:tcW w:type="dxa" w:w="2880"/>
+          </w:tcPr>
+          <w:p>
+            <w:r>
+              <w:rPr>
+                <w:rFonts w:ascii="Consolas" w:hAnsi="Consolas" w:eastAsia="Malgun Gothic"/>
+                <w:b w:val="0"/>
+                <w:sz w:val="18"/>
+              </w:rPr>
+              <w:t>TB_BIM_EQUIPMENT (+POC_LIST)</w:t>
+            </w:r>
+          </w:p>
+        </w:tc>
+        <w:tc>
+          <w:tcPr>
+            <w:tcW w:type="dxa" w:w="2880"/>
+          </w:tcPr>
+          <w:p>
+            <w:r>
+              <w:rPr>
+                <w:rFonts w:ascii="Malgun Gothic" w:hAnsi="Malgun Gothic" w:eastAsia="Malgun Gothic"/>
+                <w:b w:val="0"/>
+                <w:sz w:val="18"/>
+              </w:rPr>
+              <w:t>장비 AABB + PoC</w:t>
+            </w:r>
+          </w:p>
+        </w:tc>
+        <w:tc>
+          <w:tcPr>
+            <w:tcW w:type="dxa" w:w="2880"/>
+          </w:tcPr>
+          <w:p>
+            <w:r>
+              <w:rPr>
+                <w:rFonts w:ascii="Malgun Gothic" w:hAnsi="Malgun Gothic" w:eastAsia="Malgun Gothic"/>
+                <w:b w:val="0"/>
+                <w:sz w:val="18"/>
+              </w:rPr>
+              <w:t>출발 스텁의 로컬 프레임(앵커 AABB) + 키(장비·유틸).</w:t>
+            </w:r>
+          </w:p>
+        </w:tc>
+      </w:tr>
+      <w:tr>
+        <w:tc>
+          <w:tcPr>
+            <w:tcW w:type="dxa" w:w="2880"/>
+          </w:tcPr>
+          <w:p>
+            <w:r>
+              <w:rPr>
+                <w:rFonts w:ascii="Consolas" w:hAnsi="Consolas" w:eastAsia="Malgun Gothic"/>
+                <w:b w:val="0"/>
+                <w:sz w:val="18"/>
+              </w:rPr>
+              <w:t>TB_DUCT_LATERAL</w:t>
+            </w:r>
+          </w:p>
+        </w:tc>
+        <w:tc>
+          <w:tcPr>
+            <w:tcW w:type="dxa" w:w="2880"/>
+          </w:tcPr>
+          <w:p>
+            <w:r>
+              <w:rPr>
+                <w:rFonts w:ascii="Malgun Gothic" w:hAnsi="Malgun Gothic" w:eastAsia="Malgun Gothic"/>
+                <w:b w:val="0"/>
+                <w:sz w:val="18"/>
+              </w:rPr>
+              <w:t>덕트·레터럴 AABB + UTILITY</w:t>
+            </w:r>
+          </w:p>
+        </w:tc>
+        <w:tc>
+          <w:tcPr>
+            <w:tcW w:type="dxa" w:w="2880"/>
+          </w:tcPr>
+          <w:p>
+            <w:r>
+              <w:rPr>
+                <w:rFonts w:ascii="Malgun Gothic" w:hAnsi="Malgun Gothic" w:eastAsia="Malgun Gothic"/>
+                <w:b w:val="0"/>
+                <w:sz w:val="18"/>
+              </w:rPr>
+              <w:t>종단 스텁의 로컬 프레임 + 키(덕트·유틸).</w:t>
+            </w:r>
+          </w:p>
+        </w:tc>
+      </w:tr>
+      <w:tr>
+        <w:tc>
+          <w:tcPr>
+            <w:tcW w:type="dxa" w:w="2880"/>
+          </w:tcPr>
+          <w:p>
+            <w:r>
+              <w:rPr>
+                <w:rFonts w:ascii="Consolas" w:hAnsi="Consolas" w:eastAsia="Malgun Gothic"/>
+                <w:b w:val="0"/>
+                <w:sz w:val="18"/>
+              </w:rPr>
+              <w:t>route_stub_pattern (+뷰 route_stub_template)</w:t>
+            </w:r>
+          </w:p>
+        </w:tc>
+        <w:tc>
+          <w:tcPr>
+            <w:tcW w:type="dxa" w:w="2880"/>
+          </w:tcPr>
+          <w:p>
+            <w:r>
+              <w:rPr>
+                <w:rFonts w:ascii="Malgun Gothic" w:hAnsi="Malgun Gothic" w:eastAsia="Malgun Gothic"/>
+                <w:b w:val="0"/>
+                <w:sz w:val="18"/>
+              </w:rPr>
+              <w:t>학습 스텁 표본 저장소(pgvector, 우리가 생성)</w:t>
+            </w:r>
+          </w:p>
+        </w:tc>
+        <w:tc>
+          <w:tcPr>
+            <w:tcW w:type="dxa" w:w="2880"/>
+          </w:tcPr>
+          <w:p>
+            <w:r>
+              <w:rPr>
+                <w:rFonts w:ascii="Malgun Gothic" w:hAnsi="Malgun Gothic" w:eastAsia="Malgun Gothic"/>
+                <w:b w:val="0"/>
+                <w:sz w:val="18"/>
+              </w:rPr>
+              <w:t>feat vector(24)·dir_unit vector(3)·HNSW + 키별 집계(대표 면/방향/rise).</w:t>
+            </w:r>
+          </w:p>
+        </w:tc>
+      </w:tr>
+    </w:tbl>
     <w:p>
       <w:pPr>
         <w:pStyle w:val="Heading2"/>
@@ -9886,7 +10078,852 @@
           <w:color w:val="2E5496"/>
           <w:sz w:val="25"/>
         </w:rPr>
-        <w:t>6.2 성능 목표 대비 현황</w:t>
+        <w:t>6.2 학습 파이프라인 (L1)</w:t>
+      </w:r>
+    </w:p>
+    <w:p>
+      <w:r>
+        <w:rPr>
+          <w:rFonts w:ascii="Malgun Gothic" w:hAnsi="Malgun Gothic" w:eastAsia="Malgun Gothic"/>
+          <w:b w:val="0"/>
+          <w:sz w:val="21"/>
+        </w:rPr>
+        <w:t>한 기존배관에서 양 끝 스텁을 추출 → 앵커(장비/덕트) AABB 로컬 프레임으로 정규화 → 특징벡터로 표현 → pgvector 저장소에 적재한다(Python routing3d_py.pattern_learn). 정규화는 위치·크기가 달라도 같은 패턴이 한곳에 모이게 한다.</w:t>
+      </w:r>
+    </w:p>
+    <w:p>
+      <w:pPr>
+        <w:pStyle w:val="ListBullet"/>
+      </w:pPr>
+      <w:r>
+        <w:rPr>
+          <w:rFonts w:ascii="Malgun Gothic" w:hAnsi="Malgun Gothic" w:eastAsia="Malgun Gothic"/>
+          <w:b w:val="0"/>
+          <w:sz w:val="21"/>
+        </w:rPr>
+        <w:t>스텁 추출: PoC 끝에서 누적 길이(≤4m)/꺾임(≤3) 한도까지 폴리라인을 잘라 방향 시퀀스로 정규화.</w:t>
+      </w:r>
+    </w:p>
+    <w:p>
+      <w:pPr>
+        <w:pStyle w:val="ListBullet"/>
+      </w:pPr>
+      <w:r>
+        <w:rPr>
+          <w:rFonts w:ascii="Malgun Gothic" w:hAnsi="Malgun Gothic" w:eastAsia="Malgun Gothic"/>
+          <w:b w:val="0"/>
+          <w:sz w:val="21"/>
+        </w:rPr>
+        <w:t>정규화 특징(24차원): [진출/진입 면 one-hot 6][1차 방향 6][2차 방향 6][앵커 내 PoC 상대좌표 3][시작→종단 단위벡터 3]. one-hot/상대좌표/단위벡터라 성분 스케일이 균형 → 그룹 내 L2/코사인이 유의미.</w:t>
+      </w:r>
+    </w:p>
+    <w:p>
+      <w:pPr>
+        <w:pStyle w:val="ListBullet"/>
+      </w:pPr>
+      <w:r>
+        <w:rPr>
+          <w:rFonts w:ascii="Malgun Gothic" w:hAnsi="Malgun Gothic" w:eastAsia="Malgun Gothic"/>
+          <w:b w:val="0"/>
+          <w:sz w:val="21"/>
+        </w:rPr>
+        <w:t>적재: psycopg2 가 vector 를 모르므로 '[a,b,c]' 텍스트 리터럴로 바인딩. 키별 대표값은 SQL 집계뷰(mode(면/방향)·median(rise))로 즉시 조회.</w:t>
+      </w:r>
+    </w:p>
+    <w:p>
+      <w:pPr>
+        <w:pStyle w:val="ListBullet"/>
+      </w:pPr>
+      <w:r>
+        <w:rPr>
+          <w:rFonts w:ascii="Malgun Gothic" w:hAnsi="Malgun Gothic" w:eastAsia="Malgun Gothic"/>
+          <w:b w:val="0"/>
+          <w:sz w:val="21"/>
+        </w:rPr>
+        <w:t>검증: project6 → 405 표본 / 38 키. 학습된 대표 면이 도메인 상식과 일치 — 출발(장비)=-z(아래로), 종단(덕트)=+z(상부로). 즉 기존 기하 규칙이 데이터로 입증됨. pytest 9/9.</w:t>
+      </w:r>
+    </w:p>
+    <w:p>
+      <w:pPr>
+        <w:spacing w:before="80" w:after="160" w:line="240" w:lineRule="auto"/>
+        <w:shd w:val="clear" w:color="auto" w:fill="F2F2F2"/>
+      </w:pPr>
+      <w:r>
+        <w:rPr>
+          <w:rFonts w:ascii="Consolas" w:hAnsi="Consolas" w:eastAsia="Malgun Gothic"/>
+          <w:b w:val="0"/>
+          <w:sz w:val="17"/>
+        </w:rPr>
+        <w:t># 학습 + 검수 리포트</w:t>
+        <w:br/>
+      </w:r>
+      <w:r>
+        <w:rPr>
+          <w:rFonts w:ascii="Consolas" w:hAnsi="Consolas" w:eastAsia="Malgun Gothic"/>
+          <w:b w:val="0"/>
+          <w:sz w:val="17"/>
+        </w:rPr>
+        <w:t>python -m routing3d_py.pattern_learn --project 6 --report</w:t>
+        <w:br/>
+      </w:r>
+      <w:r>
+        <w:rPr>
+          <w:rFonts w:ascii="Consolas" w:hAnsi="Consolas" w:eastAsia="Malgun Gothic"/>
+          <w:b w:val="0"/>
+          <w:sz w:val="17"/>
+        </w:rPr>
+        <w:t># 학습 + pgvector 적재</w:t>
+        <w:br/>
+      </w:r>
+      <w:r>
+        <w:rPr>
+          <w:rFonts w:ascii="Consolas" w:hAnsi="Consolas" w:eastAsia="Malgun Gothic"/>
+          <w:b w:val="0"/>
+          <w:sz w:val="17"/>
+        </w:rPr>
+        <w:t>python -m routing3d_py.pattern_learn --project 6 --write-db</w:t>
+        <w:br/>
+      </w:r>
+      <w:r>
+        <w:rPr>
+          <w:rFonts w:ascii="Consolas" w:hAnsi="Consolas" w:eastAsia="Malgun Gothic"/>
+          <w:b w:val="0"/>
+          <w:sz w:val="17"/>
+        </w:rPr>
+        <w:t># 저장소 통계(키별 대표 템플릿)</w:t>
+        <w:br/>
+      </w:r>
+      <w:r>
+        <w:rPr>
+          <w:rFonts w:ascii="Consolas" w:hAnsi="Consolas" w:eastAsia="Malgun Gothic"/>
+          <w:b w:val="0"/>
+          <w:sz w:val="17"/>
+        </w:rPr>
+        <w:t>python -m routing3d_py.pattern_db --stats</w:t>
+      </w:r>
+    </w:p>
+    <w:p>
+      <w:pPr>
+        <w:pStyle w:val="Heading2"/>
+      </w:pPr>
+      <w:r>
+        <w:rPr>
+          <w:rFonts w:ascii="Malgun Gothic" w:hAnsi="Malgun Gothic" w:eastAsia="Malgun Gothic"/>
+          <w:b/>
+          <w:color w:val="2E5496"/>
+          <w:sz w:val="25"/>
+        </w:rPr>
+        <w:t>6.3 추론 · 적용 (L2a · 전처리 · L2b)</w:t>
+      </w:r>
+    </w:p>
+    <w:p>
+      <w:r>
+        <w:rPr>
+          <w:rFonts w:ascii="Malgun Gothic" w:hAnsi="Malgun Gothic" w:eastAsia="Malgun Gothic"/>
+          <w:b w:val="0"/>
+          <w:sz w:val="21"/>
+        </w:rPr>
+        <w:t>C# 뷰어가 라우팅 직전, 작업의 (장비·유틸)·(덕트·유틸) 키로 학습 결과를 조회해 세 가지로 적용한다. 모두 미적재/키 미스 시 기존 기하 규칙으로 자동 폴백한다(무해, 회귀 0).</w:t>
+      </w:r>
+    </w:p>
+    <w:tbl>
+      <w:tblPr>
+        <w:tblStyle w:val="TableGrid"/>
+        <w:tblW w:type="auto" w:w="0"/>
+        <w:tblLook w:firstColumn="1" w:firstRow="1" w:lastColumn="0" w:lastRow="0" w:noHBand="0" w:noVBand="1" w:val="04A0"/>
+      </w:tblPr>
+      <w:tblGrid>
+        <w:gridCol w:w="2880"/>
+        <w:gridCol w:w="2880"/>
+        <w:gridCol w:w="2880"/>
+      </w:tblGrid>
+      <w:tr>
+        <w:tc>
+          <w:tcPr>
+            <w:tcW w:type="dxa" w:w="2880"/>
+            <w:shd w:val="clear" w:color="auto" w:fill="D9E2F3"/>
+          </w:tcPr>
+          <w:p>
+            <w:r>
+              <w:rPr>
+                <w:rFonts w:ascii="Malgun Gothic" w:hAnsi="Malgun Gothic" w:eastAsia="Malgun Gothic"/>
+                <w:b/>
+                <w:sz w:val="19"/>
+              </w:rPr>
+              <w:t>적용</w:t>
+            </w:r>
+          </w:p>
+        </w:tc>
+        <w:tc>
+          <w:tcPr>
+            <w:tcW w:type="dxa" w:w="2880"/>
+            <w:shd w:val="clear" w:color="auto" w:fill="D9E2F3"/>
+          </w:tcPr>
+          <w:p>
+            <w:r>
+              <w:rPr>
+                <w:rFonts w:ascii="Malgun Gothic" w:hAnsi="Malgun Gothic" w:eastAsia="Malgun Gothic"/>
+                <w:b/>
+                <w:sz w:val="19"/>
+              </w:rPr>
+              <w:t>방식</w:t>
+            </w:r>
+          </w:p>
+        </w:tc>
+        <w:tc>
+          <w:tcPr>
+            <w:tcW w:type="dxa" w:w="2880"/>
+            <w:shd w:val="clear" w:color="auto" w:fill="D9E2F3"/>
+          </w:tcPr>
+          <w:p>
+            <w:r>
+              <w:rPr>
+                <w:rFonts w:ascii="Malgun Gothic" w:hAnsi="Malgun Gothic" w:eastAsia="Malgun Gothic"/>
+                <w:b/>
+                <w:sz w:val="19"/>
+              </w:rPr>
+              <w:t>엔진 영향</w:t>
+            </w:r>
+          </w:p>
+        </w:tc>
+      </w:tr>
+      <w:tr>
+        <w:tc>
+          <w:tcPr>
+            <w:tcW w:type="dxa" w:w="2880"/>
+          </w:tcPr>
+          <w:p>
+            <w:r>
+              <w:rPr>
+                <w:rFonts w:ascii="Consolas" w:hAnsi="Consolas" w:eastAsia="Malgun Gothic"/>
+                <w:b w:val="0"/>
+                <w:sz w:val="18"/>
+              </w:rPr>
+              <w:t>L2a 학습면 PoC 투영</w:t>
+            </w:r>
+          </w:p>
+        </w:tc>
+        <w:tc>
+          <w:tcPr>
+            <w:tcW w:type="dxa" w:w="2880"/>
+          </w:tcPr>
+          <w:p>
+            <w:r>
+              <w:rPr>
+                <w:rFonts w:ascii="Malgun Gothic" w:hAnsi="Malgun Gothic" w:eastAsia="Malgun Gothic"/>
+                <w:b w:val="0"/>
+                <w:sz w:val="18"/>
+              </w:rPr>
+              <w:t>PoC 표면 투영을 '최근접 면' 대신 '학습된 면'으로(장비=아래·덕트=상부). PatternStore + LiftPocToSurface(preferFace).</w:t>
+            </w:r>
+          </w:p>
+        </w:tc>
+        <w:tc>
+          <w:tcPr>
+            <w:tcW w:type="dxa" w:w="2880"/>
+          </w:tcPr>
+          <w:p>
+            <w:r>
+              <w:rPr>
+                <w:rFonts w:ascii="Malgun Gothic" w:hAnsi="Malgun Gothic" w:eastAsia="Malgun Gothic"/>
+                <w:b w:val="0"/>
+                <w:sz w:val="18"/>
+              </w:rPr>
+              <w:t>없음(C#만)</w:t>
+            </w:r>
+          </w:p>
+        </w:tc>
+      </w:tr>
+      <w:tr>
+        <w:tc>
+          <w:tcPr>
+            <w:tcW w:type="dxa" w:w="2880"/>
+          </w:tcPr>
+          <w:p>
+            <w:r>
+              <w:rPr>
+                <w:rFonts w:ascii="Consolas" w:hAnsi="Consolas" w:eastAsia="Malgun Gothic"/>
+                <w:b w:val="0"/>
+                <w:sz w:val="18"/>
+              </w:rPr>
+              <w:t>접근불가 PoC 전처리</w:t>
+            </w:r>
+          </w:p>
+        </w:tc>
+        <w:tc>
+          <w:tcPr>
+            <w:tcW w:type="dxa" w:w="2880"/>
+          </w:tcPr>
+          <w:p>
+            <w:r>
+              <w:rPr>
+                <w:rFonts w:ascii="Malgun Gothic" w:hAnsi="Malgun Gothic" w:eastAsia="Malgun Gothic"/>
+                <w:b w:val="0"/>
+                <w:sz w:val="18"/>
+              </w:rPr>
+              <w:t>Lift 후에도 막힌(파묻힌) PoC 를 학습면 행진+반경확장으로 최근접 자유셀로 스냅(SnapPocToFreeCell).</w:t>
+            </w:r>
+          </w:p>
+        </w:tc>
+        <w:tc>
+          <w:tcPr>
+            <w:tcW w:type="dxa" w:w="2880"/>
+          </w:tcPr>
+          <w:p>
+            <w:r>
+              <w:rPr>
+                <w:rFonts w:ascii="Malgun Gothic" w:hAnsi="Malgun Gothic" w:eastAsia="Malgun Gothic"/>
+                <w:b w:val="0"/>
+                <w:sz w:val="18"/>
+              </w:rPr>
+              <w:t>없음(C#만)</w:t>
+            </w:r>
+          </w:p>
+        </w:tc>
+      </w:tr>
+      <w:tr>
+        <w:tc>
+          <w:tcPr>
+            <w:tcW w:type="dxa" w:w="2880"/>
+          </w:tcPr>
+          <w:p>
+            <w:r>
+              <w:rPr>
+                <w:rFonts w:ascii="Consolas" w:hAnsi="Consolas" w:eastAsia="Malgun Gothic"/>
+                <w:b w:val="0"/>
+                <w:sz w:val="18"/>
+              </w:rPr>
+              <w:t>L2b 기존설계 회랑(옵트인)</w:t>
+            </w:r>
+          </w:p>
+        </w:tc>
+        <w:tc>
+          <w:tcPr>
+            <w:tcW w:type="dxa" w:w="2880"/>
+          </w:tcPr>
+          <w:p>
+            <w:r>
+              <w:rPr>
+                <w:rFonts w:ascii="Malgun Gothic" w:hAnsi="Malgun Gothic" w:eastAsia="Malgun Gothic"/>
+                <w:b w:val="0"/>
+                <w:sz w:val="18"/>
+              </w:rPr>
+              <w:t>매칭되는 기존 설계배관 폴리라인을 회랑 셀로 주입(신규 C ABI r3d_set_corridor_cells) + w_corridor 로 회랑 밖 가산 → 새 경로가 사람 설계를 부드럽게 추종.</w:t>
+            </w:r>
+          </w:p>
+        </w:tc>
+        <w:tc>
+          <w:tcPr>
+            <w:tcW w:type="dxa" w:w="2880"/>
+          </w:tcPr>
+          <w:p>
+            <w:r>
+              <w:rPr>
+                <w:rFonts w:ascii="Malgun Gothic" w:hAnsi="Malgun Gothic" w:eastAsia="Malgun Gothic"/>
+                <w:b w:val="0"/>
+                <w:sz w:val="18"/>
+              </w:rPr>
+              <w:t>corridor 키 long long 확장(골든 불변)</w:t>
+            </w:r>
+          </w:p>
+        </w:tc>
+      </w:tr>
+    </w:tbl>
+    <w:p>
+      <w:pPr>
+        <w:pStyle w:val="Heading2"/>
+      </w:pPr>
+      <w:r>
+        <w:rPr>
+          <w:rFonts w:ascii="Malgun Gothic" w:hAnsi="Malgun Gothic" w:eastAsia="Malgun Gothic"/>
+          <w:b/>
+          <w:color w:val="2E5496"/>
+          <w:sz w:val="25"/>
+        </w:rPr>
+        <w:t>6.4 실측 (project6, cell=100, 208 작업)</w:t>
+      </w:r>
+    </w:p>
+    <w:tbl>
+      <w:tblPr>
+        <w:tblStyle w:val="TableGrid"/>
+        <w:tblW w:type="auto" w:w="0"/>
+        <w:tblLook w:firstColumn="1" w:firstRow="1" w:lastColumn="0" w:lastRow="0" w:noHBand="0" w:noVBand="1" w:val="04A0"/>
+      </w:tblPr>
+      <w:tblGrid>
+        <w:gridCol w:w="2160"/>
+        <w:gridCol w:w="2160"/>
+        <w:gridCol w:w="2160"/>
+        <w:gridCol w:w="2160"/>
+      </w:tblGrid>
+      <w:tr>
+        <w:tc>
+          <w:tcPr>
+            <w:tcW w:type="dxa" w:w="2160"/>
+            <w:shd w:val="clear" w:color="auto" w:fill="D9E2F3"/>
+          </w:tcPr>
+          <w:p>
+            <w:r>
+              <w:rPr>
+                <w:rFonts w:ascii="Malgun Gothic" w:hAnsi="Malgun Gothic" w:eastAsia="Malgun Gothic"/>
+                <w:b/>
+                <w:sz w:val="19"/>
+              </w:rPr>
+              <w:t>구성</w:t>
+            </w:r>
+          </w:p>
+        </w:tc>
+        <w:tc>
+          <w:tcPr>
+            <w:tcW w:type="dxa" w:w="2160"/>
+            <w:shd w:val="clear" w:color="auto" w:fill="D9E2F3"/>
+          </w:tcPr>
+          <w:p>
+            <w:r>
+              <w:rPr>
+                <w:rFonts w:ascii="Malgun Gothic" w:hAnsi="Malgun Gothic" w:eastAsia="Malgun Gothic"/>
+                <w:b/>
+                <w:sz w:val="19"/>
+              </w:rPr>
+              <w:t>성공</w:t>
+            </w:r>
+          </w:p>
+        </w:tc>
+        <w:tc>
+          <w:tcPr>
+            <w:tcW w:type="dxa" w:w="2160"/>
+            <w:shd w:val="clear" w:color="auto" w:fill="D9E2F3"/>
+          </w:tcPr>
+          <w:p>
+            <w:r>
+              <w:rPr>
+                <w:rFonts w:ascii="Malgun Gothic" w:hAnsi="Malgun Gothic" w:eastAsia="Malgun Gothic"/>
+                <w:b/>
+                <w:sz w:val="19"/>
+              </w:rPr>
+              <w:t>시간</w:t>
+            </w:r>
+          </w:p>
+        </w:tc>
+        <w:tc>
+          <w:tcPr>
+            <w:tcW w:type="dxa" w:w="2160"/>
+            <w:shd w:val="clear" w:color="auto" w:fill="D9E2F3"/>
+          </w:tcPr>
+          <w:p>
+            <w:r>
+              <w:rPr>
+                <w:rFonts w:ascii="Malgun Gothic" w:hAnsi="Malgun Gothic" w:eastAsia="Malgun Gothic"/>
+                <w:b/>
+                <w:sz w:val="19"/>
+              </w:rPr>
+              <w:t>총길이(mm)</w:t>
+            </w:r>
+          </w:p>
+        </w:tc>
+      </w:tr>
+      <w:tr>
+        <w:tc>
+          <w:tcPr>
+            <w:tcW w:type="dxa" w:w="2160"/>
+          </w:tcPr>
+          <w:p>
+            <w:r>
+              <w:rPr>
+                <w:rFonts w:ascii="Consolas" w:hAnsi="Consolas" w:eastAsia="Malgun Gothic"/>
+                <w:b w:val="0"/>
+                <w:sz w:val="18"/>
+              </w:rPr>
+              <w:t>기준(무패턴·무스냅·무회랑)</w:t>
+            </w:r>
+          </w:p>
+        </w:tc>
+        <w:tc>
+          <w:tcPr>
+            <w:tcW w:type="dxa" w:w="2160"/>
+          </w:tcPr>
+          <w:p>
+            <w:r>
+              <w:rPr>
+                <w:rFonts w:ascii="Malgun Gothic" w:hAnsi="Malgun Gothic" w:eastAsia="Malgun Gothic"/>
+                <w:b w:val="0"/>
+                <w:sz w:val="18"/>
+              </w:rPr>
+              <w:t>185 / 208</w:t>
+            </w:r>
+          </w:p>
+        </w:tc>
+        <w:tc>
+          <w:tcPr>
+            <w:tcW w:type="dxa" w:w="2160"/>
+          </w:tcPr>
+          <w:p>
+            <w:r>
+              <w:rPr>
+                <w:rFonts w:ascii="Malgun Gothic" w:hAnsi="Malgun Gothic" w:eastAsia="Malgun Gothic"/>
+                <w:b w:val="0"/>
+                <w:sz w:val="18"/>
+              </w:rPr>
+              <w:t>23.6 s</w:t>
+            </w:r>
+          </w:p>
+        </w:tc>
+        <w:tc>
+          <w:tcPr>
+            <w:tcW w:type="dxa" w:w="2160"/>
+          </w:tcPr>
+          <w:p>
+            <w:r>
+              <w:rPr>
+                <w:rFonts w:ascii="Malgun Gothic" w:hAnsi="Malgun Gothic" w:eastAsia="Malgun Gothic"/>
+                <w:b w:val="0"/>
+                <w:sz w:val="18"/>
+              </w:rPr>
+              <w:t>1,474,000</w:t>
+            </w:r>
+          </w:p>
+        </w:tc>
+      </w:tr>
+      <w:tr>
+        <w:tc>
+          <w:tcPr>
+            <w:tcW w:type="dxa" w:w="2160"/>
+          </w:tcPr>
+          <w:p>
+            <w:r>
+              <w:rPr>
+                <w:rFonts w:ascii="Consolas" w:hAnsi="Consolas" w:eastAsia="Malgun Gothic"/>
+                <w:b w:val="0"/>
+                <w:sz w:val="18"/>
+              </w:rPr>
+              <w:t>+ 학습면 투영(L2a)</w:t>
+            </w:r>
+          </w:p>
+        </w:tc>
+        <w:tc>
+          <w:tcPr>
+            <w:tcW w:type="dxa" w:w="2160"/>
+          </w:tcPr>
+          <w:p>
+            <w:r>
+              <w:rPr>
+                <w:rFonts w:ascii="Malgun Gothic" w:hAnsi="Malgun Gothic" w:eastAsia="Malgun Gothic"/>
+                <w:b w:val="0"/>
+                <w:sz w:val="18"/>
+              </w:rPr>
+              <w:t>187 / 208</w:t>
+            </w:r>
+          </w:p>
+        </w:tc>
+        <w:tc>
+          <w:tcPr>
+            <w:tcW w:type="dxa" w:w="2160"/>
+          </w:tcPr>
+          <w:p>
+            <w:r>
+              <w:rPr>
+                <w:rFonts w:ascii="Malgun Gothic" w:hAnsi="Malgun Gothic" w:eastAsia="Malgun Gothic"/>
+                <w:b w:val="0"/>
+                <w:sz w:val="18"/>
+              </w:rPr>
+              <w:t>6.4 s</w:t>
+            </w:r>
+          </w:p>
+        </w:tc>
+        <w:tc>
+          <w:tcPr>
+            <w:tcW w:type="dxa" w:w="2160"/>
+          </w:tcPr>
+          <w:p>
+            <w:r>
+              <w:rPr>
+                <w:rFonts w:ascii="Malgun Gothic" w:hAnsi="Malgun Gothic" w:eastAsia="Malgun Gothic"/>
+                <w:b w:val="0"/>
+                <w:sz w:val="18"/>
+              </w:rPr>
+              <w:t>1,470,000</w:t>
+            </w:r>
+          </w:p>
+        </w:tc>
+      </w:tr>
+      <w:tr>
+        <w:tc>
+          <w:tcPr>
+            <w:tcW w:type="dxa" w:w="2160"/>
+          </w:tcPr>
+          <w:p>
+            <w:r>
+              <w:rPr>
+                <w:rFonts w:ascii="Consolas" w:hAnsi="Consolas" w:eastAsia="Malgun Gothic"/>
+                <w:b w:val="0"/>
+                <w:sz w:val="18"/>
+              </w:rPr>
+              <w:t>+ 접근불가 스냅(전처리)</w:t>
+            </w:r>
+          </w:p>
+        </w:tc>
+        <w:tc>
+          <w:tcPr>
+            <w:tcW w:type="dxa" w:w="2160"/>
+          </w:tcPr>
+          <w:p>
+            <w:r>
+              <w:rPr>
+                <w:rFonts w:ascii="Malgun Gothic" w:hAnsi="Malgun Gothic" w:eastAsia="Malgun Gothic"/>
+                <w:b w:val="0"/>
+                <w:sz w:val="18"/>
+              </w:rPr>
+              <w:t>194 / 208</w:t>
+            </w:r>
+          </w:p>
+        </w:tc>
+        <w:tc>
+          <w:tcPr>
+            <w:tcW w:type="dxa" w:w="2160"/>
+          </w:tcPr>
+          <w:p>
+            <w:r>
+              <w:rPr>
+                <w:rFonts w:ascii="Malgun Gothic" w:hAnsi="Malgun Gothic" w:eastAsia="Malgun Gothic"/>
+                <w:b w:val="0"/>
+                <w:sz w:val="18"/>
+              </w:rPr>
+              <w:t>6.7 s</w:t>
+            </w:r>
+          </w:p>
+        </w:tc>
+        <w:tc>
+          <w:tcPr>
+            <w:tcW w:type="dxa" w:w="2160"/>
+          </w:tcPr>
+          <w:p>
+            <w:r>
+              <w:rPr>
+                <w:rFonts w:ascii="Malgun Gothic" w:hAnsi="Malgun Gothic" w:eastAsia="Malgun Gothic"/>
+                <w:b w:val="0"/>
+                <w:sz w:val="18"/>
+              </w:rPr>
+              <w:t>1,442,800</w:t>
+            </w:r>
+          </w:p>
+        </w:tc>
+      </w:tr>
+      <w:tr>
+        <w:tc>
+          <w:tcPr>
+            <w:tcW w:type="dxa" w:w="2160"/>
+          </w:tcPr>
+          <w:p>
+            <w:r>
+              <w:rPr>
+                <w:rFonts w:ascii="Consolas" w:hAnsi="Consolas" w:eastAsia="Malgun Gothic"/>
+                <w:b w:val="0"/>
+                <w:sz w:val="18"/>
+              </w:rPr>
+              <w:t>+ 기존설계 회랑(L2b, 옵트인)</w:t>
+            </w:r>
+          </w:p>
+        </w:tc>
+        <w:tc>
+          <w:tcPr>
+            <w:tcW w:type="dxa" w:w="2160"/>
+          </w:tcPr>
+          <w:p>
+            <w:r>
+              <w:rPr>
+                <w:rFonts w:ascii="Malgun Gothic" w:hAnsi="Malgun Gothic" w:eastAsia="Malgun Gothic"/>
+                <w:b w:val="0"/>
+                <w:sz w:val="18"/>
+              </w:rPr>
+              <w:t>198 / 208</w:t>
+            </w:r>
+          </w:p>
+        </w:tc>
+        <w:tc>
+          <w:tcPr>
+            <w:tcW w:type="dxa" w:w="2160"/>
+          </w:tcPr>
+          <w:p>
+            <w:r>
+              <w:rPr>
+                <w:rFonts w:ascii="Malgun Gothic" w:hAnsi="Malgun Gothic" w:eastAsia="Malgun Gothic"/>
+                <w:b w:val="0"/>
+                <w:sz w:val="18"/>
+              </w:rPr>
+              <w:t>46 s</w:t>
+            </w:r>
+          </w:p>
+        </w:tc>
+        <w:tc>
+          <w:tcPr>
+            <w:tcW w:type="dxa" w:w="2160"/>
+          </w:tcPr>
+          <w:p>
+            <w:r>
+              <w:rPr>
+                <w:rFonts w:ascii="Malgun Gothic" w:hAnsi="Malgun Gothic" w:eastAsia="Malgun Gothic"/>
+                <w:b w:val="0"/>
+                <w:sz w:val="18"/>
+              </w:rPr>
+              <w:t>1,458,300</w:t>
+            </w:r>
+          </w:p>
+        </w:tc>
+      </w:tr>
+    </w:tbl>
+    <w:p>
+      <w:r>
+        <w:rPr>
+          <w:rFonts w:ascii="Malgun Gothic" w:hAnsi="Malgun Gothic" w:eastAsia="Malgun Gothic"/>
+          <w:b w:val="0"/>
+          <w:sz w:val="21"/>
+        </w:rPr>
+        <w:t>L2a 의 가속(23.6s→6.4s)은 잘못된 면으로 나가 수백만 노드를 헛탐색하던 배관이 학습 면 투영으로 사라진 효과다. 전처리는 솔리드에 파묻힌 PoC 7건을 복구했다. L2b 회랑은 +4 성공·총길이↑(설계 정합)을 내지만 w_corridor 페널티로 ~7× 느려 기본 OFF(옵트인)다. 남은 14→10 실패는 expanded&gt;0(경로 없음 = 혼잡/막힘)으로 rip-up/CBS 영역이며 패턴 범위 밖이다. ctest golden/capi/implicit/attract/corridor 5/5 불변. 상세 계획·설계는 docs/routing3d_pattern_learning_plan.{docx,pdf}.</w:t>
+      </w:r>
+    </w:p>
+    <w:p>
+      <w:pPr>
+        <w:pStyle w:val="Heading1"/>
+      </w:pPr>
+      <w:r>
+        <w:rPr>
+          <w:rFonts w:ascii="Malgun Gothic" w:hAnsi="Malgun Gothic" w:eastAsia="Malgun Gothic"/>
+          <w:b/>
+          <w:color w:val="1F3864"/>
+          <w:sz w:val="30"/>
+        </w:rPr>
+        <w:t>7. 전체 결과 요약 및 향후 과제</w:t>
+      </w:r>
+    </w:p>
+    <w:p>
+      <w:pPr>
+        <w:pStyle w:val="Heading2"/>
+      </w:pPr>
+      <w:r>
+        <w:rPr>
+          <w:rFonts w:ascii="Malgun Gothic" w:hAnsi="Malgun Gothic" w:eastAsia="Malgun Gothic"/>
+          <w:b/>
+          <w:color w:val="2E5496"/>
+          <w:sz w:val="25"/>
+        </w:rPr>
+        <w:t>7.1 달성 요약</w:t>
+      </w:r>
+    </w:p>
+    <w:p>
+      <w:pPr>
+        <w:pStyle w:val="ListBullet"/>
+      </w:pPr>
+      <w:r>
+        <w:rPr>
+          <w:rFonts w:ascii="Malgun Gothic" w:hAnsi="Malgun Gothic" w:eastAsia="Malgun Gothic"/>
+          <w:b w:val="0"/>
+          <w:sz w:val="21"/>
+        </w:rPr>
+        <w:t>Phase 1: Python 알고리즘(점유맵·A*·비용·다중배관·scene.txt·시각화·회귀 골든셋) 완료, pytest 203 통과.</w:t>
+      </w:r>
+    </w:p>
+    <w:p>
+      <w:pPr>
+        <w:pStyle w:val="ListBullet"/>
+      </w:pPr>
+      <w:r>
+        <w:rPr>
+          <w:rFonts w:ascii="Malgun Gothic" w:hAnsi="Malgun Gothic" w:eastAsia="Malgun Gothic"/>
+          <w:b w:val="0"/>
+          <w:sz w:val="21"/>
+        </w:rPr>
+        <w:t>Phase 2: 알고리즘/포맷/골든셋/성능목표 명세 동결, 계약(불변식) 확정.</w:t>
+      </w:r>
+    </w:p>
+    <w:p>
+      <w:pPr>
+        <w:pStyle w:val="ListBullet"/>
+      </w:pPr>
+      <w:r>
+        <w:rPr>
+          <w:rFonts w:ascii="Malgun Gothic" w:hAnsi="Malgun Gothic" w:eastAsia="Malgun Gothic"/>
+          <w:b w:val="0"/>
+          <w:sz w:val="21"/>
+        </w:rPr>
+        <w:t>Phase 3: C++ 엔진(코어 + OpenVDB + 계층 corridor + FCL + rip-up + pybind11 + CLI) 구현, ctest 9/9 통과.</w:t>
+      </w:r>
+    </w:p>
+    <w:p>
+      <w:pPr>
+        <w:pStyle w:val="ListBullet"/>
+      </w:pPr>
+      <w:r>
+        <w:rPr>
+          <w:rFonts w:ascii="Malgun Gothic" w:hAnsi="Malgun Gothic" w:eastAsia="Malgun Gothic"/>
+          <w:b w:val="0"/>
+          <w:sz w:val="21"/>
+        </w:rPr>
+        <w:t>Step 3.12 회귀 리포트: 표준 벤치(골든 3종 + rip-up 합성 + project6 실데이터) 자동 측정·기대치 비교 → 골든 3/3 PASS, rip-up 합성 1/2→2/2, project6 cell=200에서 rip-up 77→80(+3) 실데이터 개선 실증.</w:t>
+      </w:r>
+    </w:p>
+    <w:p>
+      <w:pPr>
+        <w:pStyle w:val="ListBullet"/>
+      </w:pPr>
+      <w:r>
+        <w:rPr>
+          <w:rFonts w:ascii="Malgun Gothic" w:hAnsi="Malgun Gothic" w:eastAsia="Malgun Gothic"/>
+          <w:b w:val="0"/>
+          <w:sz w:val="21"/>
+        </w:rPr>
+        <w:t>C# 인터롭: C ABI DLL + HelixToolkit 뷰어 P0~P3i. SpaceAI 다크 UI/검색/필터/전체보기, 3D 레이어(복셀 전체맵·점유맵·방문맵·장비·레터럴/덕트·공간영역), PostgreSQL 자동 로드, 비동기 로드+장애물 우선 표시+탐색범위/드릴다운 워크플로, 선택 배관 단계별 A* 탐색 애니메이션·꺾임 구간 리스트.</w:t>
+      </w:r>
+    </w:p>
+    <w:p>
+      <w:pPr>
+        <w:pStyle w:val="ListBullet"/>
+      </w:pPr>
+      <w:r>
+        <w:rPr>
+          <w:rFonts w:ascii="Malgun Gothic" w:hAnsi="Malgun Gothic" w:eastAsia="Malgun Gothic"/>
+          <w:b w:val="0"/>
+          <w:sz w:val="21"/>
+        </w:rPr>
+        <w:t>실데이터 교차검증: project6 cell=100 동일 파일에서 Python·C++·C# 모두 194/208·총 3,400,800mm 완전 일치.</w:t>
+      </w:r>
+    </w:p>
+    <w:p>
+      <w:pPr>
+        <w:pStyle w:val="ListBullet"/>
+      </w:pPr>
+      <w:r>
+        <w:rPr>
+          <w:rFonts w:ascii="Malgun Gothic" w:hAnsi="Malgun Gothic" w:eastAsia="Malgun Gothic"/>
+          <w:b w:val="0"/>
+          <w:sz w:val="21"/>
+        </w:rPr>
+        <w:t>교차검증: 골든 01/02/03 을 expanded_nodes 까지 Python 과 정확 일치(세 백엔드 동일).</w:t>
+      </w:r>
+    </w:p>
+    <w:p>
+      <w:pPr>
+        <w:pStyle w:val="ListBullet"/>
+      </w:pPr>
+      <w:r>
+        <w:rPr>
+          <w:rFonts w:ascii="Malgun Gothic" w:hAnsi="Malgun Gothic" w:eastAsia="Malgun Gothic"/>
+          <w:b w:val="0"/>
+          <w:sz w:val="21"/>
+        </w:rPr>
+        <w:t>기존설계 패턴 학습(P3j, 6장): 사람이 그린 기존배관 스텁을 pgvector 로 학습해 자동라우팅에 적용 — 학습면 PoC 투영·접근불가 PoC 스냅·기존설계 회랑(L2b). project6 c100 에서 185→198/208(+13)·최대 3.7× 가속(헛탐색 제거).</w:t>
+      </w:r>
+    </w:p>
+    <w:p>
+      <w:pPr>
+        <w:pStyle w:val="Heading2"/>
+      </w:pPr>
+      <w:r>
+        <w:rPr>
+          <w:rFonts w:ascii="Malgun Gothic" w:hAnsi="Malgun Gothic" w:eastAsia="Malgun Gothic"/>
+          <w:b/>
+          <w:color w:val="2E5496"/>
+          <w:sz w:val="25"/>
+        </w:rPr>
+        <w:t>7.2 성능 목표 대비 현황</w:t>
       </w:r>
     </w:p>
     <w:tbl>
@@ -10073,7 +11110,7 @@
           <w:color w:val="2E5496"/>
           <w:sz w:val="25"/>
         </w:rPr>
-        <w:t>6.3 향후 과제 (Phase 3 잔여)</w:t>
+        <w:t>7.3 향후 과제 (Phase 3 잔여)</w:t>
       </w:r>
     </w:p>
     <w:tbl>
@@ -10256,7 +11293,7 @@
           <w:b w:val="0"/>
           <w:sz w:val="21"/>
         </w:rPr>
-        <w:t>본 보고서는 2026-05-30 시점의 구현을 기준으로 한다. 최신 상태는 코드와 git 이력이 정답이다.</w:t>
+        <w:t>본 보고서는 2026-06-02 시점의 구현을 기준으로 한다(P3j 기존설계 패턴 학습 포함). 최신 상태는 코드와 git 이력이 정답이다.</w:t>
       </w:r>
     </w:p>
     <w:sectPr>
